--- a/svoyo-delo/대본/7부/13화_Babushka_boleet.docx
+++ b/svoyo-delo/대본/7부/13화_Babushka_boleet.docx
@@ -1175,7 +1175,7 @@
         <w:t xml:space="preserve"> </w:t>
       </w:r>
       <w:r>
-        <w:t xml:space="preserve">- 규칙: 지문 없음. 전 화 100% 「화자명: 대사」. 1턴 18단어 이내 + 긴 턴 10~15회(30~55단어). 문법 초점(C1): 명령문·부정 명령(Береги себя / Не перебивай / Не мешайте ей), 조건 대구(Если не будет — …. Если будет — …), 의료 어휘(декомпенсация, мочегонное, отёки), 정정 응답(Не «хорошо». Скажи по-другому).</w:t>
+        <w:t xml:space="preserve">- 규칙: 지문 없음. 전 화 100% 「화자명: 대사」. 1턴 24단어 이내 + 긴 턴 10~15회(35~60단어). 문법 초점(C1): 명령문·부정 명령(Береги себя / Не перебивай / Не мешайте ей), 조건 대구(Если не будет — …. Если будет — …), 의료 어휘(декомпенсация, мочегонное, отёки), 정정 응답(Не «хорошо». Скажи по-другому).</w:t>
       </w:r>
       <w:r>
         <w:t xml:space="preserve"> </w:t>
@@ -1304,23 +1304,23 @@
         <w:pStyle w:val="FirstParagraph"/>
       </w:pPr>
       <w:r>
-        <w:t xml:space="preserve">TATYANA: Лёшенька, тише. Она только задремала. Разувайся. Ты ел?</w:t>
-      </w:r>
-    </w:p>
-    <w:p>
-      <w:pPr>
-        <w:pStyle w:val="BodyText"/>
-      </w:pPr>
-      <w:r>
-        <w:t xml:space="preserve">ALEKSEY: В машине. Как она, мам?</w:t>
-      </w:r>
-    </w:p>
-    <w:p>
-      <w:pPr>
-        <w:pStyle w:val="BodyText"/>
-      </w:pPr>
-      <w:r>
-        <w:t xml:space="preserve">TATYANA: Дышит тяжело. Ноги отекли. Фельдшер из Заречья была. Сказала: в больницу.</w:t>
+        <w:t xml:space="preserve">TATYANA: Лёшенька, тише, она только задремала. Разувайся и проходи. Ты хоть что-нибудь ел в дороге?</w:t>
+      </w:r>
+    </w:p>
+    <w:p>
+      <w:pPr>
+        <w:pStyle w:val="BodyText"/>
+      </w:pPr>
+      <w:r>
+        <w:t xml:space="preserve">ALEKSEY: Поел в машине, мам, не волнуйся. Как она? Скажи мне честно.</w:t>
+      </w:r>
+    </w:p>
+    <w:p>
+      <w:pPr>
+        <w:pStyle w:val="BodyText"/>
+      </w:pPr>
+      <w:r>
+        <w:t xml:space="preserve">TATYANA: Дышит тяжело, и ноги сильно отекли, поэтому фельдшер из Заречья, которая приходила днём, сказала, что надо в больницу.</w:t>
       </w:r>
     </w:p>
     <w:p>
@@ -1336,87 +1336,87 @@
         <w:pStyle w:val="BodyText"/>
       </w:pPr>
       <w:r>
-        <w:t xml:space="preserve">VERA: Я всё слышу. Я не сплю. Алёша приехал?</w:t>
-      </w:r>
-    </w:p>
-    <w:p>
-      <w:pPr>
-        <w:pStyle w:val="BodyText"/>
-      </w:pPr>
-      <w:r>
-        <w:t xml:space="preserve">ALEKSEY: Приехал, бабушка. Как ты?</w:t>
-      </w:r>
-    </w:p>
-    <w:p>
-      <w:pPr>
-        <w:pStyle w:val="BodyText"/>
-      </w:pPr>
-      <w:r>
-        <w:t xml:space="preserve">VERA: Как в девяносто один год. Нормально. Садись ближе. Что Волков?</w:t>
-      </w:r>
-    </w:p>
-    <w:p>
-      <w:pPr>
-        <w:pStyle w:val="BodyText"/>
-      </w:pPr>
-      <w:r>
-        <w:t xml:space="preserve">ALEKSEY: Откуда ты знаешь про Волкова?</w:t>
-      </w:r>
-    </w:p>
-    <w:p>
-      <w:pPr>
-        <w:pStyle w:val="BodyText"/>
-      </w:pPr>
-      <w:r>
-        <w:t xml:space="preserve">VERA: Коля рассказывает. Я всё спрашиваю. Лежать скучно. Что Волков?</w:t>
-      </w:r>
-    </w:p>
-    <w:p>
-      <w:pPr>
-        <w:pStyle w:val="BodyText"/>
-      </w:pPr>
-      <w:r>
-        <w:t xml:space="preserve">ALEKSEY: Хотел дружить. Мы дали ему склад. Только склад.</w:t>
-      </w:r>
-    </w:p>
-    <w:p>
-      <w:pPr>
-        <w:pStyle w:val="BodyText"/>
-      </w:pPr>
-      <w:r>
-        <w:t xml:space="preserve">VERA: Правильно. Склад — можно. Душу — нельзя. Всё. Теперь говори, зачем приехал.</w:t>
-      </w:r>
-    </w:p>
-    <w:p>
-      <w:pPr>
-        <w:pStyle w:val="BodyText"/>
-      </w:pPr>
-      <w:r>
-        <w:t xml:space="preserve">ALEKSEY: К тебе. Бабушка, тебе надо в больницу. Завтра утром.</w:t>
-      </w:r>
-    </w:p>
-    <w:p>
-      <w:pPr>
-        <w:pStyle w:val="BodyText"/>
-      </w:pPr>
-      <w:r>
-        <w:t xml:space="preserve">VERA: Не поеду.</w:t>
-      </w:r>
-    </w:p>
-    <w:p>
-      <w:pPr>
-        <w:pStyle w:val="BodyText"/>
-      </w:pPr>
-      <w:r>
-        <w:t xml:space="preserve">ALEKSEY: Поедешь. Я сам повезу. Не скорая. Я.</w:t>
-      </w:r>
-    </w:p>
-    <w:p>
-      <w:pPr>
-        <w:pStyle w:val="BodyText"/>
-      </w:pPr>
-      <w:r>
-        <w:t xml:space="preserve">VERA: Сам повезёшь… Хитрый. Это я тебя научила. Ладно. Утром. Только чтобы мама собрала мои очки.</w:t>
+        <w:t xml:space="preserve">VERA: Я всё слышу, я не сплю. Это Алёша приехал? Я узнала его шаги.</w:t>
+      </w:r>
+    </w:p>
+    <w:p>
+      <w:pPr>
+        <w:pStyle w:val="BodyText"/>
+      </w:pPr>
+      <w:r>
+        <w:t xml:space="preserve">ALEKSEY: Приехал, бабушка. Как ты себя чувствуешь сегодня?</w:t>
+      </w:r>
+    </w:p>
+    <w:p>
+      <w:pPr>
+        <w:pStyle w:val="BodyText"/>
+      </w:pPr>
+      <w:r>
+        <w:t xml:space="preserve">VERA: Как в девяносто один год, то есть нормально. Садись ближе. Ну, что там Волков?</w:t>
+      </w:r>
+    </w:p>
+    <w:p>
+      <w:pPr>
+        <w:pStyle w:val="BodyText"/>
+      </w:pPr>
+      <w:r>
+        <w:t xml:space="preserve">ALEKSEY: А откуда ты вообще знаешь про Волкова? Я тебе о нём не рассказывал.</w:t>
+      </w:r>
+    </w:p>
+    <w:p>
+      <w:pPr>
+        <w:pStyle w:val="BodyText"/>
+      </w:pPr>
+      <w:r>
+        <w:t xml:space="preserve">VERA: Коля рассказывает, а я всё спрашиваю, потому что лежать скучно. Так что Волков?</w:t>
+      </w:r>
+    </w:p>
+    <w:p>
+      <w:pPr>
+        <w:pStyle w:val="BodyText"/>
+      </w:pPr>
+      <w:r>
+        <w:t xml:space="preserve">ALEKSEY: Он хотел с нами дружить, а мы дали ему склад. Только склад, и больше ничего.</w:t>
+      </w:r>
+    </w:p>
+    <w:p>
+      <w:pPr>
+        <w:pStyle w:val="BodyText"/>
+      </w:pPr>
+      <w:r>
+        <w:t xml:space="preserve">VERA: Правильно. Склад — можно. Душу — нельзя. Всё, хватит о нём. Теперь говори, зачем приехал.</w:t>
+      </w:r>
+    </w:p>
+    <w:p>
+      <w:pPr>
+        <w:pStyle w:val="BodyText"/>
+      </w:pPr>
+      <w:r>
+        <w:t xml:space="preserve">ALEKSEY: Приехал к тебе. Бабушка, тебе надо в больницу, завтра же утром.</w:t>
+      </w:r>
+    </w:p>
+    <w:p>
+      <w:pPr>
+        <w:pStyle w:val="BodyText"/>
+      </w:pPr>
+      <w:r>
+        <w:t xml:space="preserve">VERA: Не поеду, и даже не уговаривай меня, Алёша, потому что я лучше знаю, что мне нужно.</w:t>
+      </w:r>
+    </w:p>
+    <w:p>
+      <w:pPr>
+        <w:pStyle w:val="BodyText"/>
+      </w:pPr>
+      <w:r>
+        <w:t xml:space="preserve">ALEKSEY: Поедешь. Я сам тебя повезу, не скорая, а я, на своей машине.</w:t>
+      </w:r>
+    </w:p>
+    <w:p>
+      <w:pPr>
+        <w:pStyle w:val="BodyText"/>
+      </w:pPr>
+      <w:r>
+        <w:t xml:space="preserve">VERA: Сам повезёшь… Хитрый ты, а ведь это я тебя научила. Ладно, утром. Только пусть мама соберёт мои очки.</w:t>
       </w:r>
     </w:p>
     <w:bookmarkEnd w:id="21"/>
@@ -1434,279 +1434,279 @@
         <w:pStyle w:val="FirstParagraph"/>
       </w:pPr>
       <w:r>
-        <w:t xml:space="preserve">MELNIKOVA: Воронцова Вера Павловна. Девяносто один год. Я заведующая. Мельникова Анна Сергеевна.</w:t>
-      </w:r>
-    </w:p>
-    <w:p>
-      <w:pPr>
-        <w:pStyle w:val="BodyText"/>
-      </w:pPr>
-      <w:r>
-        <w:t xml:space="preserve">VERA: Мельникова. Из Заречья? Дочка Сергея-тракториста?</w:t>
-      </w:r>
-    </w:p>
-    <w:p>
-      <w:pPr>
-        <w:pStyle w:val="BodyText"/>
-      </w:pPr>
-      <w:r>
-        <w:t xml:space="preserve">MELNIKOVA: Да… Вы меня помните?</w:t>
-      </w:r>
-    </w:p>
-    <w:p>
-      <w:pPr>
-        <w:pStyle w:val="BodyText"/>
-      </w:pPr>
-      <w:r>
-        <w:t xml:space="preserve">VERA: Ты мне в семьдесят девятом палец показывала. Нарыв. Ты плакала, а я резала. Шрам есть?</w:t>
-      </w:r>
-    </w:p>
-    <w:p>
-      <w:pPr>
-        <w:pStyle w:val="BodyText"/>
-      </w:pPr>
-      <w:r>
-        <w:t xml:space="preserve">MELNIKOVA: Есть. Маленький. Вот. Я теперь сама режу. Иногда.</w:t>
-      </w:r>
-    </w:p>
-    <w:p>
-      <w:pPr>
-        <w:pStyle w:val="BodyText"/>
-      </w:pPr>
-      <w:r>
-        <w:t xml:space="preserve">VERA: Покажи. Хороший шрам. Ровный. Я старалась. Говори правду, Аня. Что со мной?</w:t>
-      </w:r>
-    </w:p>
-    <w:p>
-      <w:pPr>
-        <w:pStyle w:val="BodyText"/>
-      </w:pPr>
-      <w:r>
-        <w:t xml:space="preserve">MELNIKOVA: Сердечная недостаточность. Декомпенсация. Жидкость в лёгких. Отсюда одышка и отёки.</w:t>
-      </w:r>
-    </w:p>
-    <w:p>
-      <w:pPr>
-        <w:pStyle w:val="BodyText"/>
-      </w:pPr>
-      <w:r>
-        <w:t xml:space="preserve">VERA: Мочегонное? Какое? Сколько?</w:t>
-      </w:r>
-    </w:p>
-    <w:p>
-      <w:pPr>
-        <w:pStyle w:val="BodyText"/>
-      </w:pPr>
-      <w:r>
-        <w:t xml:space="preserve">MELNIKOVA: Фуросемид. Внутривенно. Сорок миллиграммов, потом посмотрим по анализам.</w:t>
-      </w:r>
-    </w:p>
-    <w:p>
-      <w:pPr>
-        <w:pStyle w:val="BodyText"/>
-      </w:pPr>
-      <w:r>
-        <w:t xml:space="preserve">VERA: Сорок. Правильно. Я бы тоже начала с сорока. Калий проверь.</w:t>
-      </w:r>
-    </w:p>
-    <w:p>
-      <w:pPr>
-        <w:pStyle w:val="BodyText"/>
-      </w:pPr>
-      <w:r>
-        <w:t xml:space="preserve">MELNIKOVA: Проверю. Вечером и утром.</w:t>
-      </w:r>
-    </w:p>
-    <w:p>
-      <w:pPr>
-        <w:pStyle w:val="BodyText"/>
-      </w:pPr>
-      <w:r>
-        <w:t xml:space="preserve">ALEKSEY: Анна Сергеевна, скажите честно. Какой прогноз?</w:t>
-      </w:r>
-    </w:p>
-    <w:p>
-      <w:pPr>
-        <w:pStyle w:val="BodyText"/>
-      </w:pPr>
-      <w:r>
-        <w:t xml:space="preserve">MELNIKOVA: Честно — неделя покажет. Сердце старое. Оно работало девяносто один год. Сейчас мы ему поможем. Но новым оно не станет. Я не могу обещать, что будет как весной. Могу обещать, что сделаем всё, что нужно. И ничего лишнего.</w:t>
-      </w:r>
-    </w:p>
-    <w:p>
-      <w:pPr>
-        <w:pStyle w:val="BodyText"/>
-      </w:pPr>
-      <w:r>
-        <w:t xml:space="preserve">VERA: «И ничего лишнего». Слышишь, Алёша? Это хороший врач.</w:t>
-      </w:r>
-    </w:p>
-    <w:p>
-      <w:pPr>
-        <w:pStyle w:val="BodyText"/>
-      </w:pPr>
-      <w:r>
-        <w:t xml:space="preserve">ALEKSEY: Может быть, в Москву? Там есть клиники… Я договорюсь.</w:t>
-      </w:r>
-    </w:p>
-    <w:p>
-      <w:pPr>
-        <w:pStyle w:val="BodyText"/>
-      </w:pPr>
-      <w:r>
-        <w:t xml:space="preserve">MELNIKOVA: Перевозить сейчас — риск. Три часа в машине с жидкостью в лёгких. Я бы не стала.</w:t>
-      </w:r>
-    </w:p>
-    <w:p>
-      <w:pPr>
-        <w:pStyle w:val="BodyText"/>
-      </w:pPr>
-      <w:r>
-        <w:t xml:space="preserve">VERA: И я бы не стала. Никакой Москвы. Здесь мои. Здесь половина отделения — мои дети. Или внуки моих детей.</w:t>
-      </w:r>
-    </w:p>
-    <w:p>
-      <w:pPr>
-        <w:pStyle w:val="BodyText"/>
-      </w:pPr>
-      <w:r>
-        <w:t xml:space="preserve">ALEKSEY: Тогда отдельную палату. С сиделкой. Я заплачу.</w:t>
-      </w:r>
-    </w:p>
-    <w:p>
-      <w:pPr>
-        <w:pStyle w:val="BodyText"/>
-      </w:pPr>
-      <w:r>
-        <w:t xml:space="preserve">VERA: Палата на шестерых. Мне с людьми лучше. Одна я буду думать. Это вредно в моём возрасте.</w:t>
-      </w:r>
-    </w:p>
-    <w:p>
-      <w:pPr>
-        <w:pStyle w:val="BodyText"/>
-      </w:pPr>
-      <w:r>
-        <w:t xml:space="preserve">NIKOLAY: Лёша, выйдем на минуту. В коридор.</w:t>
-      </w:r>
-    </w:p>
-    <w:p>
-      <w:pPr>
-        <w:pStyle w:val="BodyText"/>
-      </w:pPr>
-      <w:r>
-        <w:t xml:space="preserve">ALEKSEY: Что, пап?</w:t>
-      </w:r>
-    </w:p>
-    <w:p>
-      <w:pPr>
-        <w:pStyle w:val="BodyText"/>
-      </w:pPr>
-      <w:r>
-        <w:t xml:space="preserve">NIKOLAY: Надо врачу дать. Конверт. Все дают. Чтобы смотрели лучше. Я приготовил.</w:t>
-      </w:r>
-    </w:p>
-    <w:p>
-      <w:pPr>
-        <w:pStyle w:val="BodyText"/>
-      </w:pPr>
-      <w:r>
-        <w:t xml:space="preserve">ALEKSEY: Папа, нет. Восемь лет я воюю с конвертами. В клиниках, в больницах, везде. Я не начну с бабушки.</w:t>
-      </w:r>
-    </w:p>
-    <w:p>
-      <w:pPr>
-        <w:pStyle w:val="BodyText"/>
-      </w:pPr>
-      <w:r>
-        <w:t xml:space="preserve">NIKOLAY: Это не взятка. Это благодарность. Так принято.</w:t>
-      </w:r>
-    </w:p>
-    <w:p>
-      <w:pPr>
-        <w:pStyle w:val="BodyText"/>
-      </w:pPr>
-      <w:r>
-        <w:t xml:space="preserve">ALEKSEY: Так принято — я знаю. Поэтому и нет. Анна Сергеевна будет лечить бабушку так же, как лечит соседку. Если не будет — конверт не поможет. Если будет — конверт оскорбит. Ты сам слышал: «ничего лишнего». Конверт — лишнее.</w:t>
-      </w:r>
-    </w:p>
-    <w:p>
-      <w:pPr>
-        <w:pStyle w:val="BodyText"/>
-      </w:pPr>
-      <w:r>
-        <w:t xml:space="preserve">NIKOLAY: Ты как бабушка. Она тоже никогда не брала. Даже яйца возвращала.</w:t>
-      </w:r>
-    </w:p>
-    <w:p>
-      <w:pPr>
-        <w:pStyle w:val="BodyText"/>
-      </w:pPr>
-      <w:r>
-        <w:t xml:space="preserve">ALEKSEY: Яйца — от неё. Картонка — от неё. Конверты — тоже от неё. Только «нет».</w:t>
-      </w:r>
-    </w:p>
-    <w:p>
-      <w:pPr>
-        <w:pStyle w:val="BodyText"/>
-      </w:pPr>
-      <w:r>
-        <w:t xml:space="preserve">MELNIKOVA: Простите, что слышу. Двери тонкие. Николай Петрович, уберите. Я у Веры Павловны в долгу с семьдесят девятого.</w:t>
-      </w:r>
-    </w:p>
-    <w:p>
-      <w:pPr>
-        <w:pStyle w:val="BodyText"/>
-      </w:pPr>
-      <w:r>
-        <w:t xml:space="preserve">NIKOLAY: Убираю. Стыдно.</w:t>
-      </w:r>
-    </w:p>
-    <w:p>
-      <w:pPr>
-        <w:pStyle w:val="BodyText"/>
-      </w:pPr>
-      <w:r>
-        <w:t xml:space="preserve">MELNIKOVA: Не стыдно. Вы сын. Сыновья всегда хотят сделать больше, чем можно. Сделайте другое. Приносите ей бульон, домашний, из курицы. Читайте ей вслух, если попросит. И сидите рядом, просто сидите. В её возрасте это лучше любого лекарства из моего шкафа. Это я вам как врач говорю.</w:t>
-      </w:r>
-    </w:p>
-    <w:p>
-      <w:pPr>
-        <w:pStyle w:val="BodyText"/>
-      </w:pPr>
-      <w:r>
-        <w:t xml:space="preserve">ALEKSEY: Я могу что-то сделать для отделения? Официально?</w:t>
-      </w:r>
-    </w:p>
-    <w:p>
-      <w:pPr>
-        <w:pStyle w:val="BodyText"/>
-      </w:pPr>
-      <w:r>
-        <w:t xml:space="preserve">MELNIKOVA: Официально — у больницы есть благотворительный фонд. Договор, счёт, отчёт на сайте, всё открыто. Нам нужен второй пульсоксиметр на пост, старый врёт по ночам. Но это потом, Алексей. Не сегодня. И не из-за неё. Если из-за неё — я не возьму. Даже через фонд.</w:t>
-      </w:r>
-    </w:p>
-    <w:p>
-      <w:pPr>
-        <w:pStyle w:val="BodyText"/>
-      </w:pPr>
-      <w:r>
-        <w:t xml:space="preserve">VERA: Алёша! Что вы там шепчетесь? Я ещё слышу через стенку. Сорок лет слушала через стенку.</w:t>
-      </w:r>
-    </w:p>
-    <w:p>
-      <w:pPr>
-        <w:pStyle w:val="BodyText"/>
-      </w:pPr>
-      <w:r>
-        <w:t xml:space="preserve">ALEKSEY: Иду, бабушка. Папа хотел дать конверт. Я не дал.</w:t>
-      </w:r>
-    </w:p>
-    <w:p>
-      <w:pPr>
-        <w:pStyle w:val="BodyText"/>
-      </w:pPr>
-      <w:r>
-        <w:t xml:space="preserve">VERA: Коля! Сорок лет я учила. Хоть внук научился.</w:t>
+        <w:t xml:space="preserve">MELNIKOVA: Воронцова Вера Павловна, девяносто один год. Я заведующая отделением, Мельникова Анна Сергеевна.</w:t>
+      </w:r>
+    </w:p>
+    <w:p>
+      <w:pPr>
+        <w:pStyle w:val="BodyText"/>
+      </w:pPr>
+      <w:r>
+        <w:t xml:space="preserve">VERA: Мельникова? Из Заречья? Ты не дочка Сергея-тракториста?</w:t>
+      </w:r>
+    </w:p>
+    <w:p>
+      <w:pPr>
+        <w:pStyle w:val="BodyText"/>
+      </w:pPr>
+      <w:r>
+        <w:t xml:space="preserve">MELNIKOVA: Да… Неужели вы меня помните, Вера Павловна, через столько лет и после стольких пациентов?</w:t>
+      </w:r>
+    </w:p>
+    <w:p>
+      <w:pPr>
+        <w:pStyle w:val="BodyText"/>
+      </w:pPr>
+      <w:r>
+        <w:t xml:space="preserve">VERA: Ты мне в семьдесят девятом палец показывала, с нарывом. Ты плакала, а я резала. Шрам остался?</w:t>
+      </w:r>
+    </w:p>
+    <w:p>
+      <w:pPr>
+        <w:pStyle w:val="BodyText"/>
+      </w:pPr>
+      <w:r>
+        <w:t xml:space="preserve">MELNIKOVA: Остался, маленький, вот он. Я теперь и сама иногда режу.</w:t>
+      </w:r>
+    </w:p>
+    <w:p>
+      <w:pPr>
+        <w:pStyle w:val="BodyText"/>
+      </w:pPr>
+      <w:r>
+        <w:t xml:space="preserve">VERA: Покажи. Хороший шрам, ровный, я тогда старалась. Говори правду, Аня: что со мной?</w:t>
+      </w:r>
+    </w:p>
+    <w:p>
+      <w:pPr>
+        <w:pStyle w:val="BodyText"/>
+      </w:pPr>
+      <w:r>
+        <w:t xml:space="preserve">MELNIKOVA: Сердечная недостаточность в стадии декомпенсации, жидкость в лёгких. Отсюда и одышка, и отёки.</w:t>
+      </w:r>
+    </w:p>
+    <w:p>
+      <w:pPr>
+        <w:pStyle w:val="BodyText"/>
+      </w:pPr>
+      <w:r>
+        <w:t xml:space="preserve">VERA: Значит, мочегонное. А какое и сколько ты собираешься дать?</w:t>
+      </w:r>
+    </w:p>
+    <w:p>
+      <w:pPr>
+        <w:pStyle w:val="BodyText"/>
+      </w:pPr>
+      <w:r>
+        <w:t xml:space="preserve">MELNIKOVA: Фуросемид внутривенно, сорок миллиграммов, а потом посмотрим по анализам.</w:t>
+      </w:r>
+    </w:p>
+    <w:p>
+      <w:pPr>
+        <w:pStyle w:val="BodyText"/>
+      </w:pPr>
+      <w:r>
+        <w:t xml:space="preserve">VERA: Сорок — правильно, я бы тоже начала с сорока. Только калий проверь обязательно.</w:t>
+      </w:r>
+    </w:p>
+    <w:p>
+      <w:pPr>
+        <w:pStyle w:val="BodyText"/>
+      </w:pPr>
+      <w:r>
+        <w:t xml:space="preserve">MELNIKOVA: Проверю вечером и утром, как положено, и сразу скажу вам результат, если вы захотите знать.</w:t>
+      </w:r>
+    </w:p>
+    <w:p>
+      <w:pPr>
+        <w:pStyle w:val="BodyText"/>
+      </w:pPr>
+      <w:r>
+        <w:t xml:space="preserve">ALEKSEY: Анна Сергеевна, скажите мне честно, какой у неё прогноз?</w:t>
+      </w:r>
+    </w:p>
+    <w:p>
+      <w:pPr>
+        <w:pStyle w:val="BodyText"/>
+      </w:pPr>
+      <w:r>
+        <w:t xml:space="preserve">MELNIKOVA: Честно — неделя покажет. Сердце старое, оно работало девяносто один год, и сейчас мы ему поможем, но новым оно не станет. Я не могу обещать, что будет как весной. Могу обещать, что сделаем всё, что нужно. И ничего лишнего.</w:t>
+      </w:r>
+    </w:p>
+    <w:p>
+      <w:pPr>
+        <w:pStyle w:val="BodyText"/>
+      </w:pPr>
+      <w:r>
+        <w:t xml:space="preserve">VERA: «И ничего лишнего». Слышишь, Алёша? Это хороший врач, поверь мне.</w:t>
+      </w:r>
+    </w:p>
+    <w:p>
+      <w:pPr>
+        <w:pStyle w:val="BodyText"/>
+      </w:pPr>
+      <w:r>
+        <w:t xml:space="preserve">ALEKSEY: А может быть, перевезти её в Москву? Там есть хорошие клиники, я договорюсь.</w:t>
+      </w:r>
+    </w:p>
+    <w:p>
+      <w:pPr>
+        <w:pStyle w:val="BodyText"/>
+      </w:pPr>
+      <w:r>
+        <w:t xml:space="preserve">MELNIKOVA: Перевозить её сейчас — это риск: три часа в машине с жидкостью в лёгких. Я бы не стала.</w:t>
+      </w:r>
+    </w:p>
+    <w:p>
+      <w:pPr>
+        <w:pStyle w:val="BodyText"/>
+      </w:pPr>
+      <w:r>
+        <w:t xml:space="preserve">VERA: И я бы не стала. Никакой Москвы, потому что здесь мои: половина отделения — мои дети или внуки моих детей.</w:t>
+      </w:r>
+    </w:p>
+    <w:p>
+      <w:pPr>
+        <w:pStyle w:val="BodyText"/>
+      </w:pPr>
+      <w:r>
+        <w:t xml:space="preserve">ALEKSEY: Тогда хотя бы отдельную палату с сиделкой. Я всё оплачу, бабушка.</w:t>
+      </w:r>
+    </w:p>
+    <w:p>
+      <w:pPr>
+        <w:pStyle w:val="BodyText"/>
+      </w:pPr>
+      <w:r>
+        <w:t xml:space="preserve">VERA: Палата на шестерых. Мне с людьми лучше, а одна я буду думать, а это вредно в моём возрасте.</w:t>
+      </w:r>
+    </w:p>
+    <w:p>
+      <w:pPr>
+        <w:pStyle w:val="BodyText"/>
+      </w:pPr>
+      <w:r>
+        <w:t xml:space="preserve">NIKOLAY: Лёша, выйдем на минуту в коридор, мне надо тебе кое-что сказать.</w:t>
+      </w:r>
+    </w:p>
+    <w:p>
+      <w:pPr>
+        <w:pStyle w:val="BodyText"/>
+      </w:pPr>
+      <w:r>
+        <w:t xml:space="preserve">ALEKSEY: Что случилось, пап? Почему ты так тихо говоришь?</w:t>
+      </w:r>
+    </w:p>
+    <w:p>
+      <w:pPr>
+        <w:pStyle w:val="BodyText"/>
+      </w:pPr>
+      <w:r>
+        <w:t xml:space="preserve">NIKOLAY: Надо дать врачу конверт, все так делают, чтобы смотрели лучше. Я уже приготовил.</w:t>
+      </w:r>
+    </w:p>
+    <w:p>
+      <w:pPr>
+        <w:pStyle w:val="BodyText"/>
+      </w:pPr>
+      <w:r>
+        <w:t xml:space="preserve">ALEKSEY: Папа, нет. Восемь лет я воюю с конвертами — в клиниках, в больницах, везде. И я не начну с бабушки.</w:t>
+      </w:r>
+    </w:p>
+    <w:p>
+      <w:pPr>
+        <w:pStyle w:val="BodyText"/>
+      </w:pPr>
+      <w:r>
+        <w:t xml:space="preserve">NIKOLAY: Это не взятка. Это благодарность. Так ведь принято у людей.</w:t>
+      </w:r>
+    </w:p>
+    <w:p>
+      <w:pPr>
+        <w:pStyle w:val="BodyText"/>
+      </w:pPr>
+      <w:r>
+        <w:t xml:space="preserve">ALEKSEY: Я знаю, что так принято, и поэтому — нет. Анна Сергеевна будет лечить бабушку так же, как лечит соседку. Если не будет, конверт не поможет, а если будет, конверт её оскорбит. Ты сам слышал: «ничего лишнего». Конверт — это лишнее.</w:t>
+      </w:r>
+    </w:p>
+    <w:p>
+      <w:pPr>
+        <w:pStyle w:val="BodyText"/>
+      </w:pPr>
+      <w:r>
+        <w:t xml:space="preserve">NIKOLAY: Ты прямо как бабушка. Она тоже никогда ничего не брала, даже яйца возвращала.</w:t>
+      </w:r>
+    </w:p>
+    <w:p>
+      <w:pPr>
+        <w:pStyle w:val="BodyText"/>
+      </w:pPr>
+      <w:r>
+        <w:t xml:space="preserve">ALEKSEY: И яйца — от неё, и картонка — от неё, и про конверты — тоже от неё. Одно короткое «нет».</w:t>
+      </w:r>
+    </w:p>
+    <w:p>
+      <w:pPr>
+        <w:pStyle w:val="BodyText"/>
+      </w:pPr>
+      <w:r>
+        <w:t xml:space="preserve">MELNIKOVA: Простите, что я слышу, двери у нас тонкие. Николай Петрович, уберите, пожалуйста. Я у Веры Павловны в долгу ещё с семьдесят девятого.</w:t>
+      </w:r>
+    </w:p>
+    <w:p>
+      <w:pPr>
+        <w:pStyle w:val="BodyText"/>
+      </w:pPr>
+      <w:r>
+        <w:t xml:space="preserve">NIKOLAY: Убираю, конечно, и мне очень стыдно перед вами, Анна Сергеевна, простите меня, пожалуйста.</w:t>
+      </w:r>
+    </w:p>
+    <w:p>
+      <w:pPr>
+        <w:pStyle w:val="BodyText"/>
+      </w:pPr>
+      <w:r>
+        <w:t xml:space="preserve">MELNIKOVA: Не стыдно, вы сын, а сыновья всегда хотят сделать больше, чем можно. Сделайте другое: приносите ей домашний бульон из курицы, читайте ей вслух, если попросит, и просто сидите рядом. В её возрасте это лучше любого лекарства из моего шкафа. Это я вам говорю как врач.</w:t>
+      </w:r>
+    </w:p>
+    <w:p>
+      <w:pPr>
+        <w:pStyle w:val="BodyText"/>
+      </w:pPr>
+      <w:r>
+        <w:t xml:space="preserve">ALEKSEY: А могу я что-нибудь сделать для отделения, но официально?</w:t>
+      </w:r>
+    </w:p>
+    <w:p>
+      <w:pPr>
+        <w:pStyle w:val="BodyText"/>
+      </w:pPr>
+      <w:r>
+        <w:t xml:space="preserve">MELNIKOVA: Официально у больницы есть благотворительный фонд: договор, счёт, отчёт на сайте, всё открыто. Нам нужен второй пульсоксиметр на пост, потому что старый врёт по ночам. Но это потом, Алексей, не сегодня, и не из-за неё. Если из-за неё, я не возьму, даже через фонд.</w:t>
+      </w:r>
+    </w:p>
+    <w:p>
+      <w:pPr>
+        <w:pStyle w:val="BodyText"/>
+      </w:pPr>
+      <w:r>
+        <w:t xml:space="preserve">VERA: Алёша! Что вы там шепчетесь? Я ещё слышу через стенку, я сорок лет слушала через стенку.</w:t>
+      </w:r>
+    </w:p>
+    <w:p>
+      <w:pPr>
+        <w:pStyle w:val="BodyText"/>
+      </w:pPr>
+      <w:r>
+        <w:t xml:space="preserve">ALEKSEY: Иду, бабушка, иду. Просто папа хотел дать врачу конверт, а я ему не дал, вот и всё.</w:t>
+      </w:r>
+    </w:p>
+    <w:p>
+      <w:pPr>
+        <w:pStyle w:val="BodyText"/>
+      </w:pPr>
+      <w:r>
+        <w:t xml:space="preserve">VERA: Коля! Сорок лет я вас учила, и хоть внук научился.</w:t>
       </w:r>
     </w:p>
     <w:bookmarkEnd w:id="22"/>
@@ -1724,199 +1724,199 @@
         <w:pStyle w:val="FirstParagraph"/>
       </w:pPr>
       <w:r>
-        <w:t xml:space="preserve">IRINA: Алексей, вы нас видите? Связь плохая. Мы все здесь. Как Вера Павловна?</w:t>
-      </w:r>
-    </w:p>
-    <w:p>
-      <w:pPr>
-        <w:pStyle w:val="BodyText"/>
-      </w:pPr>
-      <w:r>
-        <w:t xml:space="preserve">ALEKSEY: Лучше. Жидкость уходит. Ночью дышала ровнее. Ворчит на кашу.</w:t>
-      </w:r>
-    </w:p>
-    <w:p>
-      <w:pPr>
-        <w:pStyle w:val="BodyText"/>
-      </w:pPr>
-      <w:r>
-        <w:t xml:space="preserve">OLGA: Ворчит — хорошо. Лёша, слушай. Мы решили. Без тебя. Пока ты в Туле.</w:t>
-      </w:r>
-    </w:p>
-    <w:p>
-      <w:pPr>
-        <w:pStyle w:val="BodyText"/>
-      </w:pPr>
-      <w:r>
-        <w:t xml:space="preserve">ALEKSEY: Что решили?</w:t>
-      </w:r>
-    </w:p>
-    <w:p>
-      <w:pPr>
-        <w:pStyle w:val="BodyText"/>
-      </w:pPr>
-      <w:r>
-        <w:t xml:space="preserve">OLGA: Ты в Туле. Будь в Туле. Не в ноутбуке. Не в телефоне. В Туле.</w:t>
-      </w:r>
-    </w:p>
-    <w:p>
-      <w:pPr>
-        <w:pStyle w:val="BodyText"/>
-      </w:pPr>
-      <w:r>
-        <w:t xml:space="preserve">ALEKSEY: Оля, у нас Волков в июле. Новосибирск. Рита собиралась в Вонджу…</w:t>
-      </w:r>
-    </w:p>
-    <w:p>
-      <w:pPr>
-        <w:pStyle w:val="BodyText"/>
-      </w:pPr>
-      <w:r>
-        <w:t xml:space="preserve">IRINA: Всё расписано. Подписи — Ольга Петровна. Деньги — я. Качество — Рита. Продажи — Дмитрий с Кириллом. Если что-то по-настоящему важное — мы позвоним. Сами. Если не позвонили — значит, не важно. Не проверяйте почту каждый час. Мы видим, когда вы её читаете.</w:t>
-      </w:r>
-    </w:p>
-    <w:p>
-      <w:pPr>
-        <w:pStyle w:val="BodyText"/>
-      </w:pPr>
-      <w:r>
-        <w:t xml:space="preserve">ALEKSEY: Вы следите, когда я читаю почту?</w:t>
-      </w:r>
-    </w:p>
-    <w:p>
-      <w:pPr>
-        <w:pStyle w:val="BodyText"/>
-      </w:pPr>
-      <w:r>
-        <w:t xml:space="preserve">RITA: Я слежу. Это моя профессия. В три сорок ночи вы открыли мой отчёт по Самаре. Это нарушение.</w:t>
-      </w:r>
-    </w:p>
-    <w:p>
-      <w:pPr>
-        <w:pStyle w:val="BodyText"/>
-      </w:pPr>
-      <w:r>
-        <w:t xml:space="preserve">ALEKSEY: Нарушение чего?</w:t>
-      </w:r>
-    </w:p>
-    <w:p>
-      <w:pPr>
-        <w:pStyle w:val="BodyText"/>
-      </w:pPr>
-      <w:r>
-        <w:t xml:space="preserve">RITA: Вашего сна. У меня нет процедуры на это. Но я её напишу.</w:t>
-      </w:r>
-    </w:p>
-    <w:p>
-      <w:pPr>
-        <w:pStyle w:val="BodyText"/>
-      </w:pPr>
-      <w:r>
-        <w:t xml:space="preserve">DIMA: А я слежу за Ритой. Она тоже читает почту ночью.</w:t>
-      </w:r>
-    </w:p>
-    <w:p>
-      <w:pPr>
-        <w:pStyle w:val="BodyText"/>
-      </w:pPr>
-      <w:r>
-        <w:t xml:space="preserve">RITA: Это другое. Я читаю по графику.</w:t>
-      </w:r>
-    </w:p>
-    <w:p>
-      <w:pPr>
-        <w:pStyle w:val="BodyText"/>
-      </w:pPr>
-      <w:r>
-        <w:t xml:space="preserve">KIRILL: Алексей Николаевич, мы справимся. Мы справлялись, когда Рита болела. И когда вы летали в Екатеринбург.</w:t>
-      </w:r>
-    </w:p>
-    <w:p>
-      <w:pPr>
-        <w:pStyle w:val="BodyText"/>
-      </w:pPr>
-      <w:r>
-        <w:t xml:space="preserve">OLGA: Я подпишу с Волковым сама. Двенадцать страниц. Ни одной лишней. Ты же мне доверяешь?</w:t>
-      </w:r>
-    </w:p>
-    <w:p>
-      <w:pPr>
-        <w:pStyle w:val="BodyText"/>
-      </w:pPr>
-      <w:r>
-        <w:t xml:space="preserve">ALEKSEY: Больше, чем себе.</w:t>
-      </w:r>
-    </w:p>
-    <w:p>
-      <w:pPr>
-        <w:pStyle w:val="BodyText"/>
-      </w:pPr>
-      <w:r>
-        <w:t xml:space="preserve">OLGA: Вот и не мешай себе мне доверять.</w:t>
-      </w:r>
-    </w:p>
-    <w:p>
-      <w:pPr>
-        <w:pStyle w:val="BodyText"/>
-      </w:pPr>
-      <w:r>
-        <w:t xml:space="preserve">ALEKSEY: Хорошо. Не мешаю.</w:t>
-      </w:r>
-    </w:p>
-    <w:p>
-      <w:pPr>
-        <w:pStyle w:val="BodyText"/>
-      </w:pPr>
-      <w:r>
-        <w:t xml:space="preserve">KORNILOVA: Алексей, можно я? Я позвонила Мельниковой. Как коллега. Не как ваш врач.</w:t>
-      </w:r>
-    </w:p>
-    <w:p>
-      <w:pPr>
-        <w:pStyle w:val="BodyText"/>
-      </w:pPr>
-      <w:r>
-        <w:t xml:space="preserve">ALEKSEY: И что она сказала?</w:t>
-      </w:r>
-    </w:p>
-    <w:p>
-      <w:pPr>
-        <w:pStyle w:val="BodyText"/>
-      </w:pPr>
-      <w:r>
-        <w:t xml:space="preserve">KORNILOVA: Она сказала то же, что вам. Слово в слово. Это лучший признак. Хорошие врачи говорят одно и то же родным и коллегам. Плохие — разное. Она хороший врач. Не мешайте ей. И не просите «лучшего». Лучшее — уже.</w:t>
-      </w:r>
-    </w:p>
-    <w:p>
-      <w:pPr>
-        <w:pStyle w:val="BodyText"/>
-      </w:pPr>
-      <w:r>
-        <w:t xml:space="preserve">ALEKSEY: Не мешать. Не просить. Это сложно.</w:t>
-      </w:r>
-    </w:p>
-    <w:p>
-      <w:pPr>
-        <w:pStyle w:val="BodyText"/>
-      </w:pPr>
-      <w:r>
-        <w:t xml:space="preserve">KORNILOVA: Это сложнее всего. Я знаю. Мой отец лежал в такой же больнице. Я была врачом. Я мешала всем.</w:t>
-      </w:r>
-    </w:p>
-    <w:p>
-      <w:pPr>
-        <w:pStyle w:val="BodyText"/>
-      </w:pPr>
-      <w:r>
-        <w:t xml:space="preserve">IRINA: Ещё одно. Доюн звонил. Не хотел вас беспокоить. Просил передать от президента Юна.</w:t>
-      </w:r>
-    </w:p>
-    <w:p>
-      <w:pPr>
-        <w:pStyle w:val="BodyText"/>
-      </w:pPr>
-      <w:r>
-        <w:t xml:space="preserve">ALEKSEY: Что?</w:t>
+        <w:t xml:space="preserve">IRINA: Алексей, вы нас видите? Связь плохая, но мы все здесь. Как Вера Павловна?</w:t>
+      </w:r>
+    </w:p>
+    <w:p>
+      <w:pPr>
+        <w:pStyle w:val="BodyText"/>
+      </w:pPr>
+      <w:r>
+        <w:t xml:space="preserve">ALEKSEY: Лучше: жидкость уходит, и ночью она дышала ровнее. Ворчит на кашу.</w:t>
+      </w:r>
+    </w:p>
+    <w:p>
+      <w:pPr>
+        <w:pStyle w:val="BodyText"/>
+      </w:pPr>
+      <w:r>
+        <w:t xml:space="preserve">OLGA: Ворчит — это хорошо. Лёша, послушай: мы тут кое-что решили без тебя, пока ты в Туле.</w:t>
+      </w:r>
+    </w:p>
+    <w:p>
+      <w:pPr>
+        <w:pStyle w:val="BodyText"/>
+      </w:pPr>
+      <w:r>
+        <w:t xml:space="preserve">ALEKSEY: И что же вы решили без меня? Мне уже немного страшно это слышать, если честно.</w:t>
+      </w:r>
+    </w:p>
+    <w:p>
+      <w:pPr>
+        <w:pStyle w:val="BodyText"/>
+      </w:pPr>
+      <w:r>
+        <w:t xml:space="preserve">OLGA: Ты в Туле. Будь в Туле. Не в ноутбуке и не в телефоне, а в Туле, рядом с ней.</w:t>
+      </w:r>
+    </w:p>
+    <w:p>
+      <w:pPr>
+        <w:pStyle w:val="BodyText"/>
+      </w:pPr>
+      <w:r>
+        <w:t xml:space="preserve">ALEKSEY: Оля, но у нас в июле Волков, Новосибирск, а Рита собиралась в Вонджу…</w:t>
+      </w:r>
+    </w:p>
+    <w:p>
+      <w:pPr>
+        <w:pStyle w:val="BodyText"/>
+      </w:pPr>
+      <w:r>
+        <w:t xml:space="preserve">IRINA: Всё расписано. Подписи — Ольга Петровна, деньги — я, качество — Рита, продажи — Дмитрий с Кириллом. Если что-то по-настоящему важное, мы позвоним сами. Если не позвонили — значит, не важно. Не проверяйте почту каждый час, мы видим, когда вы её читаете.</w:t>
+      </w:r>
+    </w:p>
+    <w:p>
+      <w:pPr>
+        <w:pStyle w:val="BodyText"/>
+      </w:pPr>
+      <w:r>
+        <w:t xml:space="preserve">ALEKSEY: Подождите, вы что, следите, когда я читаю почту?</w:t>
+      </w:r>
+    </w:p>
+    <w:p>
+      <w:pPr>
+        <w:pStyle w:val="BodyText"/>
+      </w:pPr>
+      <w:r>
+        <w:t xml:space="preserve">RITA: Слежу я, это моя профессия. В три сорок ночи вы открыли мой отчёт по Самаре, а это нарушение.</w:t>
+      </w:r>
+    </w:p>
+    <w:p>
+      <w:pPr>
+        <w:pStyle w:val="BodyText"/>
+      </w:pPr>
+      <w:r>
+        <w:t xml:space="preserve">ALEKSEY: Нарушение чего? У нас ведь нет такого правила.</w:t>
+      </w:r>
+    </w:p>
+    <w:p>
+      <w:pPr>
+        <w:pStyle w:val="BodyText"/>
+      </w:pPr>
+      <w:r>
+        <w:t xml:space="preserve">RITA: Нарушение вашего сна. Процедуры на это у меня нет, но я её обязательно напишу.</w:t>
+      </w:r>
+    </w:p>
+    <w:p>
+      <w:pPr>
+        <w:pStyle w:val="BodyText"/>
+      </w:pPr>
+      <w:r>
+        <w:t xml:space="preserve">DIMA: А я слежу за Ритой, потому что она тоже читает почту по ночам.</w:t>
+      </w:r>
+    </w:p>
+    <w:p>
+      <w:pPr>
+        <w:pStyle w:val="BodyText"/>
+      </w:pPr>
+      <w:r>
+        <w:t xml:space="preserve">RITA: Это совсем другое, Дима, потому что я читаю по графику, а не тогда, когда не могу уснуть от тревоги.</w:t>
+      </w:r>
+    </w:p>
+    <w:p>
+      <w:pPr>
+        <w:pStyle w:val="BodyText"/>
+      </w:pPr>
+      <w:r>
+        <w:t xml:space="preserve">KIRILL: Алексей Николаевич, мы справимся. Мы справлялись, когда Рита болела, и когда вы летали в Екатеринбург.</w:t>
+      </w:r>
+    </w:p>
+    <w:p>
+      <w:pPr>
+        <w:pStyle w:val="BodyText"/>
+      </w:pPr>
+      <w:r>
+        <w:t xml:space="preserve">OLGA: С Волковым я подпишу сама: двенадцать страниц, ни одной лишней. Ты же мне доверяешь?</w:t>
+      </w:r>
+    </w:p>
+    <w:p>
+      <w:pPr>
+        <w:pStyle w:val="BodyText"/>
+      </w:pPr>
+      <w:r>
+        <w:t xml:space="preserve">ALEKSEY: Доверяю, Оля, и даже больше, чем самому себе.</w:t>
+      </w:r>
+    </w:p>
+    <w:p>
+      <w:pPr>
+        <w:pStyle w:val="BodyText"/>
+      </w:pPr>
+      <w:r>
+        <w:t xml:space="preserve">OLGA: Вот и не мешай себе мне доверять, это всё, о чём я прошу.</w:t>
+      </w:r>
+    </w:p>
+    <w:p>
+      <w:pPr>
+        <w:pStyle w:val="BodyText"/>
+      </w:pPr>
+      <w:r>
+        <w:t xml:space="preserve">ALEKSEY: Хорошо, не мешаю. Обещаю не открывать почту по ночам.</w:t>
+      </w:r>
+    </w:p>
+    <w:p>
+      <w:pPr>
+        <w:pStyle w:val="BodyText"/>
+      </w:pPr>
+      <w:r>
+        <w:t xml:space="preserve">KORNILOVA: Алексей, можно мне? Я позвонила Мельниковой как коллега, а не как ваш врач.</w:t>
+      </w:r>
+    </w:p>
+    <w:p>
+      <w:pPr>
+        <w:pStyle w:val="BodyText"/>
+      </w:pPr>
+      <w:r>
+        <w:t xml:space="preserve">ALEKSEY: И что она вам сказала? Что-то другое, чем мне?</w:t>
+      </w:r>
+    </w:p>
+    <w:p>
+      <w:pPr>
+        <w:pStyle w:val="BodyText"/>
+      </w:pPr>
+      <w:r>
+        <w:t xml:space="preserve">KORNILOVA: Она сказала то же, что и вам, слово в слово, и это лучший признак. Хорошие врачи говорят одно и то же родным и коллегам, а плохие — разное. Она хороший врач, поэтому не мешайте ей. И не просите «лучшего». Лучшее — уже.</w:t>
+      </w:r>
+    </w:p>
+    <w:p>
+      <w:pPr>
+        <w:pStyle w:val="BodyText"/>
+      </w:pPr>
+      <w:r>
+        <w:t xml:space="preserve">ALEKSEY: Не мешать и не просить… Это очень сложно, Елена Викторовна.</w:t>
+      </w:r>
+    </w:p>
+    <w:p>
+      <w:pPr>
+        <w:pStyle w:val="BodyText"/>
+      </w:pPr>
+      <w:r>
+        <w:t xml:space="preserve">KORNILOVA: Это сложнее всего, я знаю. Мой отец лежал в такой же больнице, я была врачом и мешала всем.</w:t>
+      </w:r>
+    </w:p>
+    <w:p>
+      <w:pPr>
+        <w:pStyle w:val="BodyText"/>
+      </w:pPr>
+      <w:r>
+        <w:t xml:space="preserve">IRINA: И ещё одно. Звонил Доюн, не хотел вас беспокоить и просил передать слова от президента Юна.</w:t>
+      </w:r>
+    </w:p>
+    <w:p>
+      <w:pPr>
+        <w:pStyle w:val="BodyText"/>
+      </w:pPr>
+      <w:r>
+        <w:t xml:space="preserve">ALEKSEY: Какие слова? Прочитайте мне, пожалуйста, дословно.</w:t>
       </w:r>
     </w:p>
     <w:p>
@@ -1932,31 +1932,31 @@
         <w:pStyle w:val="BodyText"/>
       </w:pPr>
       <w:r>
-        <w:t xml:space="preserve">ALEKSEY: Соревнуются. Девяносто один и шестьдесят восемь. Она будет рада. Она любит выигрывать.</w:t>
-      </w:r>
-    </w:p>
-    <w:p>
-      <w:pPr>
-        <w:pStyle w:val="BodyText"/>
-      </w:pPr>
-      <w:r>
-        <w:t xml:space="preserve">OLGA: Тогда отключайся. Иди к ней. Выигрывать.</w:t>
-      </w:r>
-    </w:p>
-    <w:p>
-      <w:pPr>
-        <w:pStyle w:val="BodyText"/>
-      </w:pPr>
-      <w:r>
-        <w:t xml:space="preserve">ALEKSEY: Иду. Оля… спасибо. Всем.</w:t>
-      </w:r>
-    </w:p>
-    <w:p>
-      <w:pPr>
-        <w:pStyle w:val="BodyText"/>
-      </w:pPr>
-      <w:r>
-        <w:t xml:space="preserve">OLGA: Не за что. Это наша работа. А твоя — вон там. На третьем этаже.</w:t>
+        <w:t xml:space="preserve">ALEKSEY: Соревнуются, девяносто один и шестьдесят восемь… Она будет рада, потому что очень любит выигрывать.</w:t>
+      </w:r>
+    </w:p>
+    <w:p>
+      <w:pPr>
+        <w:pStyle w:val="BodyText"/>
+      </w:pPr>
+      <w:r>
+        <w:t xml:space="preserve">OLGA: Тогда отключайся и иди к ней — выигрывать.</w:t>
+      </w:r>
+    </w:p>
+    <w:p>
+      <w:pPr>
+        <w:pStyle w:val="BodyText"/>
+      </w:pPr>
+      <w:r>
+        <w:t xml:space="preserve">ALEKSEY: Иду к ней прямо сейчас. Оля… спасибо тебе, и всем вам спасибо за то, что вы меня отпустили.</w:t>
+      </w:r>
+    </w:p>
+    <w:p>
+      <w:pPr>
+        <w:pStyle w:val="BodyText"/>
+      </w:pPr>
+      <w:r>
+        <w:t xml:space="preserve">OLGA: Не за что, это наша работа. А твоя работа — вон там, на третьем этаже.</w:t>
       </w:r>
     </w:p>
     <w:bookmarkEnd w:id="23"/>
@@ -1974,143 +1974,143 @@
         <w:pStyle w:val="FirstParagraph"/>
       </w:pPr>
       <w:r>
-        <w:t xml:space="preserve">VERA: Алёша. Ты не спишь?</w:t>
-      </w:r>
-    </w:p>
-    <w:p>
-      <w:pPr>
-        <w:pStyle w:val="BodyText"/>
-      </w:pPr>
-      <w:r>
-        <w:t xml:space="preserve">ALEKSEY: Не сплю. Тебе что-то нужно? Воды?</w:t>
-      </w:r>
-    </w:p>
-    <w:p>
-      <w:pPr>
-        <w:pStyle w:val="BodyText"/>
-      </w:pPr>
-      <w:r>
-        <w:t xml:space="preserve">VERA: Нужно. Чтобы ты поспал. Ты сидишь на этом стуле четвёртую ночь.</w:t>
-      </w:r>
-    </w:p>
-    <w:p>
-      <w:pPr>
-        <w:pStyle w:val="BodyText"/>
-      </w:pPr>
-      <w:r>
-        <w:t xml:space="preserve">ALEKSEY: Мне нормально. Я привык.</w:t>
-      </w:r>
-    </w:p>
-    <w:p>
-      <w:pPr>
-        <w:pStyle w:val="BodyText"/>
-      </w:pPr>
-      <w:r>
-        <w:t xml:space="preserve">VERA: Привык. Плохое слово. Подойди. Дай руку. Холодная. Ты ел сегодня?</w:t>
-      </w:r>
-    </w:p>
-    <w:p>
-      <w:pPr>
-        <w:pStyle w:val="BodyText"/>
-      </w:pPr>
-      <w:r>
-        <w:t xml:space="preserve">ALEKSEY: Мама приносила пироги.</w:t>
-      </w:r>
-    </w:p>
-    <w:p>
-      <w:pPr>
-        <w:pStyle w:val="BodyText"/>
-      </w:pPr>
-      <w:r>
-        <w:t xml:space="preserve">VERA: Ты их отдал Наде, соседке. Я видела. Надя спасибо сказала.</w:t>
-      </w:r>
-    </w:p>
-    <w:p>
-      <w:pPr>
-        <w:pStyle w:val="BodyText"/>
-      </w:pPr>
-      <w:r>
-        <w:t xml:space="preserve">ALEKSEY: Бабушка, ты должна спать, а не следить за пирогами.</w:t>
-      </w:r>
-    </w:p>
-    <w:p>
-      <w:pPr>
-        <w:pStyle w:val="BodyText"/>
-      </w:pPr>
-      <w:r>
-        <w:t xml:space="preserve">VERA: Я сорок лет следила, кто что ест. И кто что не ест — это важнее. Послушай меня. Не перебивай, я медленно говорю, мне дышать надо. Ты бережёшь всех. Пациенток, врачей, Доюна, своих двадцать пять человек. Двадцать пять?</w:t>
-      </w:r>
-    </w:p>
-    <w:p>
-      <w:pPr>
-        <w:pStyle w:val="BodyText"/>
-      </w:pPr>
-      <w:r>
-        <w:t xml:space="preserve">ALEKSEY: Сто. Уже сто, бабушка.</w:t>
-      </w:r>
-    </w:p>
-    <w:p>
-      <w:pPr>
-        <w:pStyle w:val="BodyText"/>
-      </w:pPr>
-      <w:r>
-        <w:t xml:space="preserve">VERA: Сто. Ты бережёшь сто человек. И всех женщин, которых ты никогда не увидишь. Это хорошо. Это правильно. Но кто бережёт тебя? Мама? Она далеко. Ольга? Она умная, но она не мама. Ты сам? Ты сам — нет. Я вижу. Ты похудел. Ты не спишь. Телефон у тебя под подушкой, как у дежурного.</w:t>
-      </w:r>
-    </w:p>
-    <w:p>
-      <w:pPr>
-        <w:pStyle w:val="BodyText"/>
-      </w:pPr>
-      <w:r>
-        <w:t xml:space="preserve">ALEKSEY: Я и есть дежурный. Всегда.</w:t>
-      </w:r>
-    </w:p>
-    <w:p>
-      <w:pPr>
-        <w:pStyle w:val="BodyText"/>
-      </w:pPr>
-      <w:r>
-        <w:t xml:space="preserve">VERA: Нет. Дежурный — это смена. У смены есть конец. Я сорок лет была дежурной. Без конца. Четыре деревни. Ночью, в метель, в праздник. И вот я здесь. Сердце в девяносто один — это хорошо. А колени в шестьдесят — это от тех ночей. Спина — от тех ночей. Я не жалею. Но тебе не надо повторять всё.</w:t>
-      </w:r>
-    </w:p>
-    <w:p>
-      <w:pPr>
-        <w:pStyle w:val="BodyText"/>
-      </w:pPr>
-      <w:r>
-        <w:t xml:space="preserve">ALEKSEY: А картонку повторять?</w:t>
-      </w:r>
-    </w:p>
-    <w:p>
-      <w:pPr>
-        <w:pStyle w:val="BodyText"/>
-      </w:pPr>
-      <w:r>
-        <w:t xml:space="preserve">VERA: Картонку — повторяй. Всю жизнь. Но «Не навреди» — это и про тебя тоже. Ты тоже человек, Алёша. Тебе тоже нельзя вредить. Даже тебе самому. Этого никто не пишет на картонке. Я сама не написала, сорок лет висела без этой строчки. Надо было написать. Мелко. Внизу.</w:t>
-      </w:r>
-    </w:p>
-    <w:p>
-      <w:pPr>
-        <w:pStyle w:val="BodyText"/>
-      </w:pPr>
-      <w:r>
-        <w:t xml:space="preserve">ALEKSEY: Бабушка, ты устала. Поспи.</w:t>
-      </w:r>
-    </w:p>
-    <w:p>
-      <w:pPr>
-        <w:pStyle w:val="BodyText"/>
-      </w:pPr>
-      <w:r>
-        <w:t xml:space="preserve">VERA: Устала. Ещё одно. Береги себя.</w:t>
-      </w:r>
-    </w:p>
-    <w:p>
-      <w:pPr>
-        <w:pStyle w:val="BodyText"/>
-      </w:pPr>
-      <w:r>
-        <w:t xml:space="preserve">ALEKSEY: Хорошо.</w:t>
+        <w:t xml:space="preserve">VERA: Алёша, ты не спишь? Я слышу, как ты дышишь.</w:t>
+      </w:r>
+    </w:p>
+    <w:p>
+      <w:pPr>
+        <w:pStyle w:val="BodyText"/>
+      </w:pPr>
+      <w:r>
+        <w:t xml:space="preserve">ALEKSEY: Не сплю, бабушка. Тебе что-нибудь нужно? Принести воды?</w:t>
+      </w:r>
+    </w:p>
+    <w:p>
+      <w:pPr>
+        <w:pStyle w:val="BodyText"/>
+      </w:pPr>
+      <w:r>
+        <w:t xml:space="preserve">VERA: Нужно, чтобы ты поспал. Ты сидишь на этом стуле уже четвёртую ночь.</w:t>
+      </w:r>
+    </w:p>
+    <w:p>
+      <w:pPr>
+        <w:pStyle w:val="BodyText"/>
+      </w:pPr>
+      <w:r>
+        <w:t xml:space="preserve">ALEKSEY: Мне нормально, не беспокойся обо мне, потому что я уже привык так сидеть.</w:t>
+      </w:r>
+    </w:p>
+    <w:p>
+      <w:pPr>
+        <w:pStyle w:val="BodyText"/>
+      </w:pPr>
+      <w:r>
+        <w:t xml:space="preserve">VERA: Привык. Плохое слово. Подойди и дай руку… Холодная. Ты ел сегодня?</w:t>
+      </w:r>
+    </w:p>
+    <w:p>
+      <w:pPr>
+        <w:pStyle w:val="BodyText"/>
+      </w:pPr>
+      <w:r>
+        <w:t xml:space="preserve">ALEKSEY: Мама приносила пироги, так что голодным я не был.</w:t>
+      </w:r>
+    </w:p>
+    <w:p>
+      <w:pPr>
+        <w:pStyle w:val="BodyText"/>
+      </w:pPr>
+      <w:r>
+        <w:t xml:space="preserve">VERA: А ты отдал их Наде, соседке, я видела. Надя сказала спасибо.</w:t>
+      </w:r>
+    </w:p>
+    <w:p>
+      <w:pPr>
+        <w:pStyle w:val="BodyText"/>
+      </w:pPr>
+      <w:r>
+        <w:t xml:space="preserve">ALEKSEY: Бабушка, тебе надо спать, а не следить за чужими пирогами.</w:t>
+      </w:r>
+    </w:p>
+    <w:p>
+      <w:pPr>
+        <w:pStyle w:val="BodyText"/>
+      </w:pPr>
+      <w:r>
+        <w:t xml:space="preserve">VERA: Я сорок лет следила, кто что ест, а кто что не ест — это ещё важнее. Послушай меня и не перебивай, я говорю медленно, мне надо дышать. Ты бережёшь всех: пациенток, врачей, Доюна, своих двадцать пять человек. Двадцать пять?</w:t>
+      </w:r>
+    </w:p>
+    <w:p>
+      <w:pPr>
+        <w:pStyle w:val="BodyText"/>
+      </w:pPr>
+      <w:r>
+        <w:t xml:space="preserve">ALEKSEY: Уже сто, бабушка, потому что за этот год нас стало сто человек.</w:t>
+      </w:r>
+    </w:p>
+    <w:p>
+      <w:pPr>
+        <w:pStyle w:val="BodyText"/>
+      </w:pPr>
+      <w:r>
+        <w:t xml:space="preserve">VERA: Сто. Ты бережёшь сто человек и всех женщин, которых никогда не увидишь, и это хорошо и правильно. Но кто бережёт тебя? Мама далеко. Ольга умная, но она не мама. А ты сам — нет, я вижу. Ты похудел, ты не спишь, телефон у тебя под подушкой, как у дежурного.</w:t>
+      </w:r>
+    </w:p>
+    <w:p>
+      <w:pPr>
+        <w:pStyle w:val="BodyText"/>
+      </w:pPr>
+      <w:r>
+        <w:t xml:space="preserve">ALEKSEY: Я ведь и есть дежурный, бабушка, всегда.</w:t>
+      </w:r>
+    </w:p>
+    <w:p>
+      <w:pPr>
+        <w:pStyle w:val="BodyText"/>
+      </w:pPr>
+      <w:r>
+        <w:t xml:space="preserve">VERA: Нет. Дежурный — это смена, а у смены есть конец. Я сорок лет была дежурной без конца: четыре деревни, ночью, в метель, в праздник. И вот я здесь. Сердце в девяносто один — это хорошо, а колени в шестьдесят — это от тех ночей, и спина тоже. Я не жалею, но тебе не надо повторять всё.</w:t>
+      </w:r>
+    </w:p>
+    <w:p>
+      <w:pPr>
+        <w:pStyle w:val="BodyText"/>
+      </w:pPr>
+      <w:r>
+        <w:t xml:space="preserve">ALEKSEY: А картонку мне тоже не надо повторять?</w:t>
+      </w:r>
+    </w:p>
+    <w:p>
+      <w:pPr>
+        <w:pStyle w:val="BodyText"/>
+      </w:pPr>
+      <w:r>
+        <w:t xml:space="preserve">VERA: Картонку — повторяй. Всю жизнь. Но «Не навреди» — это и про тебя тоже. Ты тоже человек, Алёша. Тебе тоже нельзя вредить. Даже тебе самому. Этого никто не пишет на картонке, и я сама не написала: сорок лет она висела без этой строчки. Надо было написать. Мелко. Внизу.</w:t>
+      </w:r>
+    </w:p>
+    <w:p>
+      <w:pPr>
+        <w:pStyle w:val="BodyText"/>
+      </w:pPr>
+      <w:r>
+        <w:t xml:space="preserve">ALEKSEY: Бабушка, ты устала. Пожалуйста, поспи немного.</w:t>
+      </w:r>
+    </w:p>
+    <w:p>
+      <w:pPr>
+        <w:pStyle w:val="BodyText"/>
+      </w:pPr>
+      <w:r>
+        <w:t xml:space="preserve">VERA: Устала, да. Но ещё одно: береги себя.</w:t>
+      </w:r>
+    </w:p>
+    <w:p>
+      <w:pPr>
+        <w:pStyle w:val="BodyText"/>
+      </w:pPr>
+      <w:r>
+        <w:t xml:space="preserve">ALEKSEY: Хорошо, бабушка, я понял тебя, хорошо.</w:t>
       </w:r>
     </w:p>
     <w:p>
@@ -2126,47 +2126,47 @@
         <w:pStyle w:val="BodyText"/>
       </w:pPr>
       <w:r>
-        <w:t xml:space="preserve">ALEKSEY: Обещаю. Буду беречь.</w:t>
-      </w:r>
-    </w:p>
-    <w:p>
-      <w:pPr>
-        <w:pStyle w:val="BodyText"/>
-      </w:pPr>
-      <w:r>
-        <w:t xml:space="preserve">VERA: Опять обещаешь. Ты же знаешь, что я скажу.</w:t>
-      </w:r>
-    </w:p>
-    <w:p>
-      <w:pPr>
-        <w:pStyle w:val="BodyText"/>
-      </w:pPr>
-      <w:r>
-        <w:t xml:space="preserve">ALEKSEY: Знаю. «Не обещай. Сделай». Тогда… Не обещаю. Сделаю. Начну сегодня. Сейчас посплю.</w:t>
-      </w:r>
-    </w:p>
-    <w:p>
-      <w:pPr>
-        <w:pStyle w:val="BodyText"/>
-      </w:pPr>
-      <w:r>
-        <w:t xml:space="preserve">VERA: Вот. Ложись на пустую кровать. Медсестра разрешила. Я договорилась.</w:t>
-      </w:r>
-    </w:p>
-    <w:p>
-      <w:pPr>
-        <w:pStyle w:val="BodyText"/>
-      </w:pPr>
-      <w:r>
-        <w:t xml:space="preserve">ALEKSEY: Ты договорилась? Когда?</w:t>
-      </w:r>
-    </w:p>
-    <w:p>
-      <w:pPr>
-        <w:pStyle w:val="BodyText"/>
-      </w:pPr>
-      <w:r>
-        <w:t xml:space="preserve">VERA: Вчера. Без конверта. Береги себя, Алёша. Это не просьба. Это назначение.</w:t>
+        <w:t xml:space="preserve">ALEKSEY: Обещаю, что буду беречь себя, правда обещаю.</w:t>
+      </w:r>
+    </w:p>
+    <w:p>
+      <w:pPr>
+        <w:pStyle w:val="BodyText"/>
+      </w:pPr>
+      <w:r>
+        <w:t xml:space="preserve">VERA: Опять обещаешь. Ты ведь знаешь, что я тебе на это скажу.</w:t>
+      </w:r>
+    </w:p>
+    <w:p>
+      <w:pPr>
+        <w:pStyle w:val="BodyText"/>
+      </w:pPr>
+      <w:r>
+        <w:t xml:space="preserve">ALEKSEY: Знаю: «Не обещай. Сделай». Тогда… не обещаю, а сделаю. Начну сегодня и сейчас лягу спать.</w:t>
+      </w:r>
+    </w:p>
+    <w:p>
+      <w:pPr>
+        <w:pStyle w:val="BodyText"/>
+      </w:pPr>
+      <w:r>
+        <w:t xml:space="preserve">VERA: Вот. Ложись на пустую кровать, медсестра разрешила. Я с ней договорилась.</w:t>
+      </w:r>
+    </w:p>
+    <w:p>
+      <w:pPr>
+        <w:pStyle w:val="BodyText"/>
+      </w:pPr>
+      <w:r>
+        <w:t xml:space="preserve">ALEKSEY: Ты договорилась с медсестрой? Когда же ты успела, если всё время лежишь?</w:t>
+      </w:r>
+    </w:p>
+    <w:p>
+      <w:pPr>
+        <w:pStyle w:val="BodyText"/>
+      </w:pPr>
+      <w:r>
+        <w:t xml:space="preserve">VERA: Вчера, без конверта. Береги себя, Алёша. Это не просьба. Это назначение.</w:t>
       </w:r>
     </w:p>
     <w:bookmarkEnd w:id="24"/>
@@ -2184,31 +2184,31 @@
         <w:pStyle w:val="FirstParagraph"/>
       </w:pPr>
       <w:r>
-        <w:t xml:space="preserve">MELNIKOVA: Жидкость ушла. Давление ровное. Если так пойдёт — в понедельник домой. Под наблюдение.</w:t>
-      </w:r>
-    </w:p>
-    <w:p>
-      <w:pPr>
-        <w:pStyle w:val="BodyText"/>
-      </w:pPr>
-      <w:r>
-        <w:t xml:space="preserve">ALEKSEY: Спасибо, Анна Сергеевна.</w:t>
-      </w:r>
-    </w:p>
-    <w:p>
-      <w:pPr>
-        <w:pStyle w:val="BodyText"/>
-      </w:pPr>
-      <w:r>
-        <w:t xml:space="preserve">MELNIKOVA: Не мне. Её сердцу. Оно упрямое. Как она. Но, Алексей… сердце старое. Это не последний раз.</w:t>
-      </w:r>
-    </w:p>
-    <w:p>
-      <w:pPr>
-        <w:pStyle w:val="BodyText"/>
-      </w:pPr>
-      <w:r>
-        <w:t xml:space="preserve">ALEKSEY: Я понимаю. Спасибо, что говорите прямо.</w:t>
+        <w:t xml:space="preserve">MELNIKOVA: Жидкость ушла, давление ровное. Если так пойдёт и дальше, в понедельник её выпишем домой под наблюдение.</w:t>
+      </w:r>
+    </w:p>
+    <w:p>
+      <w:pPr>
+        <w:pStyle w:val="BodyText"/>
+      </w:pPr>
+      <w:r>
+        <w:t xml:space="preserve">ALEKSEY: Спасибо вам, Анна Сергеевна, за всё, что вы сделали.</w:t>
+      </w:r>
+    </w:p>
+    <w:p>
+      <w:pPr>
+        <w:pStyle w:val="BodyText"/>
+      </w:pPr>
+      <w:r>
+        <w:t xml:space="preserve">MELNIKOVA: Не мне, а её сердцу: оно упрямое, как она сама. Но, Алексей… сердце старое, и это не последний раз.</w:t>
+      </w:r>
+    </w:p>
+    <w:p>
+      <w:pPr>
+        <w:pStyle w:val="BodyText"/>
+      </w:pPr>
+      <w:r>
+        <w:t xml:space="preserve">ALEKSEY: Я понимаю. Спасибо, что вы говорите со мной прямо.</w:t>
       </w:r>
     </w:p>
     <w:p>
@@ -2224,15 +2224,15 @@
         <w:pStyle w:val="BodyText"/>
       </w:pPr>
       <w:r>
-        <w:t xml:space="preserve">ALEKSEY: Я слышал. Три раза. В последний раз — с угрозой.</w:t>
-      </w:r>
-    </w:p>
-    <w:p>
-      <w:pPr>
-        <w:pStyle w:val="BodyText"/>
-      </w:pPr>
-      <w:r>
-        <w:t xml:space="preserve">NIKOLAY: С какой?</w:t>
+        <w:t xml:space="preserve">ALEKSEY: Я слышал, три раза, а в последний раз — даже с угрозой.</w:t>
+      </w:r>
+    </w:p>
+    <w:p>
+      <w:pPr>
+        <w:pStyle w:val="BodyText"/>
+      </w:pPr>
+      <w:r>
+        <w:t xml:space="preserve">NIKOLAY: С угрозой? С какой ещё угрозой, интересно, она может угрожать родному внуку?</w:t>
       </w:r>
     </w:p>
     <w:p>
@@ -2248,55 +2248,55 @@
         <w:pStyle w:val="BodyText"/>
       </w:pPr>
       <w:r>
-        <w:t xml:space="preserve">NIKOLAY: Про мальчика? Из восемьдесят третьего? Она и мне не рассказывала. Сорок лет.</w:t>
-      </w:r>
-    </w:p>
-    <w:p>
-      <w:pPr>
-        <w:pStyle w:val="BodyText"/>
-      </w:pPr>
-      <w:r>
-        <w:t xml:space="preserve">ALEKSEY: Обещала мне. В воскресенье. Глаза в глаза.</w:t>
-      </w:r>
-    </w:p>
-    <w:p>
-      <w:pPr>
-        <w:pStyle w:val="BodyText"/>
-      </w:pPr>
-      <w:r>
-        <w:t xml:space="preserve">NIKOLAY: Значит, в воскресенье я тоже приду. Посижу в коридоре. Я тоже хочу знать.</w:t>
-      </w:r>
-    </w:p>
-    <w:p>
-      <w:pPr>
-        <w:pStyle w:val="BodyText"/>
-      </w:pPr>
-      <w:r>
-        <w:t xml:space="preserve">ALEKSEY: Приходи. Пап, ты сам как? Ты здесь с прошлой недели.</w:t>
-      </w:r>
-    </w:p>
-    <w:p>
-      <w:pPr>
-        <w:pStyle w:val="BodyText"/>
-      </w:pPr>
-      <w:r>
-        <w:t xml:space="preserve">NIKOLAY: Я? Нормально. Привык.</w:t>
-      </w:r>
-    </w:p>
-    <w:p>
-      <w:pPr>
-        <w:pStyle w:val="BodyText"/>
-      </w:pPr>
-      <w:r>
-        <w:t xml:space="preserve">ALEKSEY: «Привык» — плохое слово. Бабушка сказала. Береги себя, пап.</w:t>
-      </w:r>
-    </w:p>
-    <w:p>
-      <w:pPr>
-        <w:pStyle w:val="BodyText"/>
-      </w:pPr>
-      <w:r>
-        <w:t xml:space="preserve">NIKOLAY: И ты, сынок. Езжай. Береги себя. Это теперь у нас семейное.</w:t>
+        <w:t xml:space="preserve">NIKOLAY: Про мальчика из восемьдесят третьего? Она и мне этого не рассказывала, все сорок лет.</w:t>
+      </w:r>
+    </w:p>
+    <w:p>
+      <w:pPr>
+        <w:pStyle w:val="BodyText"/>
+      </w:pPr>
+      <w:r>
+        <w:t xml:space="preserve">ALEKSEY: Мне она обещала рассказать в воскресенье, глядя в глаза.</w:t>
+      </w:r>
+    </w:p>
+    <w:p>
+      <w:pPr>
+        <w:pStyle w:val="BodyText"/>
+      </w:pPr>
+      <w:r>
+        <w:t xml:space="preserve">NIKOLAY: Значит, в воскресенье я тоже приду и посижу в коридоре. Я тоже хочу знать.</w:t>
+      </w:r>
+    </w:p>
+    <w:p>
+      <w:pPr>
+        <w:pStyle w:val="BodyText"/>
+      </w:pPr>
+      <w:r>
+        <w:t xml:space="preserve">ALEKSEY: Приходи, пап. А ты сам как? Ты ведь здесь с прошлой недели.</w:t>
+      </w:r>
+    </w:p>
+    <w:p>
+      <w:pPr>
+        <w:pStyle w:val="BodyText"/>
+      </w:pPr>
+      <w:r>
+        <w:t xml:space="preserve">NIKOLAY: Я? Нормально, сынок, привык уже, ведь мне это не впервой, ты же знаешь.</w:t>
+      </w:r>
+    </w:p>
+    <w:p>
+      <w:pPr>
+        <w:pStyle w:val="BodyText"/>
+      </w:pPr>
+      <w:r>
+        <w:t xml:space="preserve">ALEKSEY: «Привык» — плохое слово, так бабушка сказала. Береги себя, пап.</w:t>
+      </w:r>
+    </w:p>
+    <w:p>
+      <w:pPr>
+        <w:pStyle w:val="BodyText"/>
+      </w:pPr>
+      <w:r>
+        <w:t xml:space="preserve">NIKOLAY: И ты, сынок. Езжай и береги себя. Это теперь у нас семейное.</w:t>
       </w:r>
     </w:p>
     <w:p>
@@ -3314,7 +3314,7 @@
         <w:t xml:space="preserve">“</w:t>
       </w:r>
       <w:r>
-        <w:t xml:space="preserve">Картонку — повторяй. Всю жизнь. Но «Не навреди» — это и про тебя тоже. Ты тоже человек, Алёша. Тебе тоже нельзя вредить. Даже тебе самому. Этого никто не пишет на картонке. Я сама не написала, сорок лет висела без этой строчки. Надо было написать. Мелко. Внизу.</w:t>
+        <w:t xml:space="preserve">Картонку — повторяй. Всю жизнь. Но «Не навреди» — это и про тебя тоже. Ты тоже человек, Алёша. Тебе тоже нельзя вредить. Даже тебе самому. Этого никто не пишет на картонке, и я сама не написала: сорок лет она висела без этой строчки. Надо было написать. Мелко. Внизу.</w:t>
       </w:r>
       <w:r>
         <w:t xml:space="preserve">”</w:t>
@@ -3470,19 +3470,19 @@
               <w:jc w:val="left"/>
             </w:pPr>
             <w:r>
-              <w:t xml:space="preserve">Ты тоже человек… Тебе тоже нельзя вредить.</w:t>
-            </w:r>
-          </w:p>
-        </w:tc>
-        <w:tc>
-          <w:tcPr/>
-          <w:p>
-            <w:pPr>
-              <w:pStyle w:val="Compact"/>
-              <w:jc w:val="left"/>
-            </w:pPr>
-            <w:r>
-              <w:t xml:space="preserve">여격 + нельзя</w:t>
+              <w:t xml:space="preserve">Ты тоже человек… Тебе тоже нельзя вредить. Даже тебе самому.</w:t>
+            </w:r>
+          </w:p>
+        </w:tc>
+        <w:tc>
+          <w:tcPr/>
+          <w:p>
+            <w:pPr>
+              <w:pStyle w:val="Compact"/>
+              <w:jc w:val="left"/>
+            </w:pPr>
+            <w:r>
+              <w:t xml:space="preserve">여격 + нельзя, даже로 강조</w:t>
             </w:r>
           </w:p>
         </w:tc>
@@ -3508,19 +3508,19 @@
               <w:jc w:val="left"/>
             </w:pPr>
             <w:r>
-              <w:t xml:space="preserve">Я сама не написала, сорок лет висела без…</w:t>
-            </w:r>
-          </w:p>
-        </w:tc>
-        <w:tc>
-          <w:tcPr/>
-          <w:p>
-            <w:pPr>
-              <w:pStyle w:val="Compact"/>
-              <w:jc w:val="left"/>
-            </w:pPr>
-            <w:r>
-              <w:t xml:space="preserve">자신의 누락 인정</w:t>
+              <w:t xml:space="preserve">Этого никто не пишет…, и я сама не написала: сорок лет она висела без…</w:t>
+            </w:r>
+          </w:p>
+        </w:tc>
+        <w:tc>
+          <w:tcPr/>
+          <w:p>
+            <w:pPr>
+              <w:pStyle w:val="Compact"/>
+              <w:jc w:val="left"/>
+            </w:pPr>
+            <w:r>
+              <w:t xml:space="preserve">и로 연결, 콜론 뒤 설명</w:t>
             </w:r>
           </w:p>
         </w:tc>
@@ -3582,7 +3582,7 @@
         <w:t xml:space="preserve">“</w:t>
       </w:r>
       <w:r>
-        <w:t xml:space="preserve">… — это и про … тоже. … тоже нельзя …. Этого никто не пишет…. Надо было ….</w:t>
+        <w:t xml:space="preserve">… — это и про … тоже. … тоже нельзя …. Этого никто не…, и я сама не…: … Надо было ….</w:t>
       </w:r>
       <w:r>
         <w:t xml:space="preserve">”</w:t>
@@ -3601,7 +3601,7 @@
         <w:t xml:space="preserve"> </w:t>
       </w:r>
       <w:r>
-        <w:t xml:space="preserve">и… тоже · даже · надо было</w:t>
+        <w:t xml:space="preserve">и… тоже · даже · и · надо было</w:t>
       </w:r>
       <w:r>
         <w:t xml:space="preserve"> </w:t>
@@ -3617,7 +3617,7 @@
         <w:t xml:space="preserve"> </w:t>
       </w:r>
       <w:r>
-        <w:t xml:space="preserve">팀의 원칙이 리더 자신에게도 적용되어야 한다고 말하는 30~40단어 발화.</w:t>
+        <w:t xml:space="preserve">팀의 원칙이 리더 자신에게도 적용되어야 한다고 말하는 35~60단어 발화.</w:t>
       </w:r>
     </w:p>
     <w:bookmarkEnd w:id="30"/>
@@ -4054,119 +4054,119 @@
         <w:pStyle w:val="FirstParagraph"/>
       </w:pPr>
       <w:r>
-        <w:t xml:space="preserve">타티야나: 료셴카, 쉿. 이제 막 잠드셨어. 신발 벗어. 밥은 먹었니?</w:t>
-      </w:r>
-    </w:p>
-    <w:p>
-      <w:pPr>
-        <w:pStyle w:val="BodyText"/>
-      </w:pPr>
-      <w:r>
-        <w:t xml:space="preserve">알렉세이: 차에서요. 할머니는 어때요, 엄마?</w:t>
-      </w:r>
-    </w:p>
-    <w:p>
-      <w:pPr>
-        <w:pStyle w:val="BodyText"/>
-      </w:pPr>
-      <w:r>
-        <w:t xml:space="preserve">타티야나: 숨을 힘들게 쉬셔. 다리가 부었고. 자레치예 펠드셰르가 다녀갔어. 병원으로 가라더라.</w:t>
-      </w:r>
-    </w:p>
-    <w:p>
-      <w:pPr>
-        <w:pStyle w:val="BodyText"/>
-      </w:pPr>
-      <w:r>
-        <w:t xml:space="preserve">니콜라이: 그런데 안 가시겠대. 그러시는 거야: 「40년 동안 사람들을 병원에 실어 날랐다. 나는 안 간다」.</w:t>
-      </w:r>
-    </w:p>
-    <w:p>
-      <w:pPr>
-        <w:pStyle w:val="BodyText"/>
-      </w:pPr>
-      <w:r>
-        <w:t xml:space="preserve">베라: 다 들린다. 안 잔다. 알료샤 왔니?</w:t>
-      </w:r>
-    </w:p>
-    <w:p>
-      <w:pPr>
-        <w:pStyle w:val="BodyText"/>
-      </w:pPr>
-      <w:r>
-        <w:t xml:space="preserve">알렉세이: 왔어요, 할머니. 좀 어때요?</w:t>
-      </w:r>
-    </w:p>
-    <w:p>
-      <w:pPr>
-        <w:pStyle w:val="BodyText"/>
-      </w:pPr>
-      <w:r>
-        <w:t xml:space="preserve">베라: 아흔한 살답지. 괜찮아. 가까이 앉아. 볼코프는 어떻게 됐니?</w:t>
-      </w:r>
-    </w:p>
-    <w:p>
-      <w:pPr>
-        <w:pStyle w:val="BodyText"/>
-      </w:pPr>
-      <w:r>
-        <w:t xml:space="preserve">알렉세이: 볼코프는 어떻게 아세요?</w:t>
-      </w:r>
-    </w:p>
-    <w:p>
-      <w:pPr>
-        <w:pStyle w:val="BodyText"/>
-      </w:pPr>
-      <w:r>
-        <w:t xml:space="preserve">베라: 콜랴가 얘기해 준다. 내가 다 물어보거든. 누워 있으면 심심해. 볼코프는?</w:t>
-      </w:r>
-    </w:p>
-    <w:p>
-      <w:pPr>
-        <w:pStyle w:val="BodyText"/>
-      </w:pPr>
-      <w:r>
-        <w:t xml:space="preserve">알렉세이: 친구가 되자더라고요. 창고를 줬어요. 창고만.</w:t>
-      </w:r>
-    </w:p>
-    <w:p>
-      <w:pPr>
-        <w:pStyle w:val="BodyText"/>
-      </w:pPr>
-      <w:r>
-        <w:t xml:space="preserve">베라: 잘했다. 창고는 — 줘도 돼. 영혼은 — 안 돼. 됐다. 이제 말해 봐, 왜 왔니.</w:t>
-      </w:r>
-    </w:p>
-    <w:p>
-      <w:pPr>
-        <w:pStyle w:val="BodyText"/>
-      </w:pPr>
-      <w:r>
-        <w:t xml:space="preserve">알렉세이: 할머니 보러요. 할머니, 병원에 가셔야 해요. 내일 아침에.</w:t>
-      </w:r>
-    </w:p>
-    <w:p>
-      <w:pPr>
-        <w:pStyle w:val="BodyText"/>
-      </w:pPr>
-      <w:r>
-        <w:t xml:space="preserve">베라: 안 간다.</w:t>
-      </w:r>
-    </w:p>
-    <w:p>
-      <w:pPr>
-        <w:pStyle w:val="BodyText"/>
-      </w:pPr>
-      <w:r>
-        <w:t xml:space="preserve">알렉세이: 가세요. 제가 직접 모실게요. 구급차 말고. 제가.</w:t>
-      </w:r>
-    </w:p>
-    <w:p>
-      <w:pPr>
-        <w:pStyle w:val="BodyText"/>
-      </w:pPr>
-      <w:r>
-        <w:t xml:space="preserve">베라: 직접 모신다… 꾀를 부리네. 그건 내가 가르친 거다. 알았다. 아침에. 엄마한테 내 안경만 챙기라고 해라.</w:t>
+        <w:t xml:space="preserve">타티야나: 료셴카, 쉿, 이제 막 잠드셨어. 신발 벗고 들어와. 오는 길에 뭐라도 먹었니?</w:t>
+      </w:r>
+    </w:p>
+    <w:p>
+      <w:pPr>
+        <w:pStyle w:val="BodyText"/>
+      </w:pPr>
+      <w:r>
+        <w:t xml:space="preserve">알렉세이: 차에서 먹었어요, 엄마, 걱정 마세요. 할머니는 어때요? 솔직히 말해 주세요.</w:t>
+      </w:r>
+    </w:p>
+    <w:p>
+      <w:pPr>
+        <w:pStyle w:val="BodyText"/>
+      </w:pPr>
+      <w:r>
+        <w:t xml:space="preserve">타티야나: 숨을 힘들게 쉬시고 다리가 많이 부으셔서, 낮에 다녀간 자레치예 펠드셰르가 병원에 가셔야 한다고 했어.</w:t>
+      </w:r>
+    </w:p>
+    <w:p>
+      <w:pPr>
+        <w:pStyle w:val="BodyText"/>
+      </w:pPr>
+      <w:r>
+        <w:t xml:space="preserve">니콜라이: 그런데 안 가시겠대. 「40년 동안 사람들을 병원에 실어 날랐다. 나는 안 간다」라고 하셔.</w:t>
+      </w:r>
+    </w:p>
+    <w:p>
+      <w:pPr>
+        <w:pStyle w:val="BodyText"/>
+      </w:pPr>
+      <w:r>
+        <w:t xml:space="preserve">베라: 다 들린다, 안 잔다. 알료샤 왔니? 발소리로 알았다.</w:t>
+      </w:r>
+    </w:p>
+    <w:p>
+      <w:pPr>
+        <w:pStyle w:val="BodyText"/>
+      </w:pPr>
+      <w:r>
+        <w:t xml:space="preserve">알렉세이: 왔어요, 할머니. 오늘은 좀 어떠세요?</w:t>
+      </w:r>
+    </w:p>
+    <w:p>
+      <w:pPr>
+        <w:pStyle w:val="BodyText"/>
+      </w:pPr>
+      <w:r>
+        <w:t xml:space="preserve">베라: 아흔한 살답지, 그러니까 괜찮다. 가까이 앉아. 그래, 볼코프는 어떻게 됐니?</w:t>
+      </w:r>
+    </w:p>
+    <w:p>
+      <w:pPr>
+        <w:pStyle w:val="BodyText"/>
+      </w:pPr>
+      <w:r>
+        <w:t xml:space="preserve">알렉세이: 볼코프는 대체 어떻게 아세요? 제가 말씀드린 적 없는데.</w:t>
+      </w:r>
+    </w:p>
+    <w:p>
+      <w:pPr>
+        <w:pStyle w:val="BodyText"/>
+      </w:pPr>
+      <w:r>
+        <w:t xml:space="preserve">베라: 콜랴가 얘기해 주고, 난 누워 있으면 심심하니까 다 물어보지. 그래서 볼코프는?</w:t>
+      </w:r>
+    </w:p>
+    <w:p>
+      <w:pPr>
+        <w:pStyle w:val="BodyText"/>
+      </w:pPr>
+      <w:r>
+        <w:t xml:space="preserve">알렉세이: 우리랑 친구가 되자고 해서, 창고를 줬어요. 창고만, 그 이상은 아무것도요.</w:t>
+      </w:r>
+    </w:p>
+    <w:p>
+      <w:pPr>
+        <w:pStyle w:val="BodyText"/>
+      </w:pPr>
+      <w:r>
+        <w:t xml:space="preserve">베라: 잘했다. 창고는 — 줘도 돼. 영혼은 — 안 돼. 됐다, 그 사람 얘긴 그만. 이제 왜 왔는지 말해 봐.</w:t>
+      </w:r>
+    </w:p>
+    <w:p>
+      <w:pPr>
+        <w:pStyle w:val="BodyText"/>
+      </w:pPr>
+      <w:r>
+        <w:t xml:space="preserve">알렉세이: 할머니 보러 왔어요. 할머니, 병원에 가셔야 해요, 내일 아침에 바로요.</w:t>
+      </w:r>
+    </w:p>
+    <w:p>
+      <w:pPr>
+        <w:pStyle w:val="BodyText"/>
+      </w:pPr>
+      <w:r>
+        <w:t xml:space="preserve">베라: 안 간다. 설득하려고도 하지 마라, 알료샤. 나한테 뭐가 필요한지는 내가 더 잘 안다.</w:t>
+      </w:r>
+    </w:p>
+    <w:p>
+      <w:pPr>
+        <w:pStyle w:val="BodyText"/>
+      </w:pPr>
+      <w:r>
+        <w:t xml:space="preserve">알렉세이: 가세요. 구급차 말고 제가 직접 제 차로 모실게요.</w:t>
+      </w:r>
+    </w:p>
+    <w:p>
+      <w:pPr>
+        <w:pStyle w:val="BodyText"/>
+      </w:pPr>
+      <w:r>
+        <w:t xml:space="preserve">베라: 직접 모신다… 꾀를 부리네. 그건 내가 가르친 거다. 알았다, 아침에. 엄마한테 내 안경만 챙기라고 해라.</w:t>
       </w:r>
     </w:p>
     <w:bookmarkEnd w:id="33"/>
@@ -4184,87 +4184,87 @@
         <w:pStyle w:val="FirstParagraph"/>
       </w:pPr>
       <w:r>
-        <w:t xml:space="preserve">멜니코바: 보론초바 베라 파블로브나. 아흔한 살. 저는 과장입니다. 멜니코바 안나 세르게예브나예요.</w:t>
-      </w:r>
-    </w:p>
-    <w:p>
-      <w:pPr>
-        <w:pStyle w:val="BodyText"/>
-      </w:pPr>
-      <w:r>
-        <w:t xml:space="preserve">베라: 멜니코바. 자레치예 출신? 트랙터 기사 세르게이네 딸?</w:t>
-      </w:r>
-    </w:p>
-    <w:p>
-      <w:pPr>
-        <w:pStyle w:val="BodyText"/>
-      </w:pPr>
-      <w:r>
-        <w:t xml:space="preserve">멜니코바: 네… 저를 기억하세요?</w:t>
-      </w:r>
-    </w:p>
-    <w:p>
-      <w:pPr>
-        <w:pStyle w:val="BodyText"/>
-      </w:pPr>
-      <w:r>
-        <w:t xml:space="preserve">베라: 79년에 나한테 손가락을 보여 줬지. 종기. 넌 울었고 난 째고. 흉터 남았니?</w:t>
-      </w:r>
-    </w:p>
-    <w:p>
-      <w:pPr>
-        <w:pStyle w:val="BodyText"/>
-      </w:pPr>
-      <w:r>
-        <w:t xml:space="preserve">멜니코바: 남았어요. 작게. 여기요. 이젠 제가 째요. 가끔.</w:t>
-      </w:r>
-    </w:p>
-    <w:p>
-      <w:pPr>
-        <w:pStyle w:val="BodyText"/>
-      </w:pPr>
-      <w:r>
-        <w:t xml:space="preserve">베라: 보자. 좋은 흉터네. 반듯하고. 내가 신경 썼지. 사실대로 말해라, 아냐. 나 어디가 문제니?</w:t>
-      </w:r>
-    </w:p>
-    <w:p>
-      <w:pPr>
-        <w:pStyle w:val="BodyText"/>
-      </w:pPr>
-      <w:r>
-        <w:t xml:space="preserve">멜니코바: 심부전이에요. 대상부전 상태. 폐에 물이 찼어요. 그래서 숨이 차고 부으신 거예요.</w:t>
-      </w:r>
-    </w:p>
-    <w:p>
-      <w:pPr>
-        <w:pStyle w:val="BodyText"/>
-      </w:pPr>
-      <w:r>
-        <w:t xml:space="preserve">베라: 이뇨제? 뭐로? 얼마나?</w:t>
-      </w:r>
-    </w:p>
-    <w:p>
-      <w:pPr>
-        <w:pStyle w:val="BodyText"/>
-      </w:pPr>
-      <w:r>
-        <w:t xml:space="preserve">멜니코바: 푸로세미드. 정맥 주사. 40밀리그램, 그다음은 검사 보고요.</w:t>
-      </w:r>
-    </w:p>
-    <w:p>
-      <w:pPr>
-        <w:pStyle w:val="BodyText"/>
-      </w:pPr>
-      <w:r>
-        <w:t xml:space="preserve">베라: 40. 맞다. 나라도 40부터 시작했을 거다. 칼륨 확인해.</w:t>
-      </w:r>
-    </w:p>
-    <w:p>
-      <w:pPr>
-        <w:pStyle w:val="BodyText"/>
-      </w:pPr>
-      <w:r>
-        <w:t xml:space="preserve">멜니코바: 확인할게요. 저녁에 한 번, 아침에 한 번.</w:t>
+        <w:t xml:space="preserve">멜니코바: 보론초바 베라 파블로브나, 아흔한 살. 저는 과장 멜니코바 안나 세르게예브나예요.</w:t>
+      </w:r>
+    </w:p>
+    <w:p>
+      <w:pPr>
+        <w:pStyle w:val="BodyText"/>
+      </w:pPr>
+      <w:r>
+        <w:t xml:space="preserve">베라: 멜니코바? 자레치예 출신? 트랙터 기사 세르게이네 딸 아니니?</w:t>
+      </w:r>
+    </w:p>
+    <w:p>
+      <w:pPr>
+        <w:pStyle w:val="BodyText"/>
+      </w:pPr>
+      <w:r>
+        <w:t xml:space="preserve">멜니코바: 네… 그렇게 오랜 세월이 지나고 그렇게 많은 환자를 보셨는데 정말 저를 기억하세요, 베라 파블로브나?</w:t>
+      </w:r>
+    </w:p>
+    <w:p>
+      <w:pPr>
+        <w:pStyle w:val="BodyText"/>
+      </w:pPr>
+      <w:r>
+        <w:t xml:space="preserve">베라: 79년에 종기 난 손가락을 나한테 보여 줬지. 넌 울었고 난 쨌다. 흉터 남았니?</w:t>
+      </w:r>
+    </w:p>
+    <w:p>
+      <w:pPr>
+        <w:pStyle w:val="BodyText"/>
+      </w:pPr>
+      <w:r>
+        <w:t xml:space="preserve">멜니코바: 작게 남았어요, 여기요. 이젠 저도 가끔 째요.</w:t>
+      </w:r>
+    </w:p>
+    <w:p>
+      <w:pPr>
+        <w:pStyle w:val="BodyText"/>
+      </w:pPr>
+      <w:r>
+        <w:t xml:space="preserve">베라: 보자. 좋은 흉터네, 반듯하고. 그때 신경 썼지. 사실대로 말해라, 아냐. 나 어디가 문제니?</w:t>
+      </w:r>
+    </w:p>
+    <w:p>
+      <w:pPr>
+        <w:pStyle w:val="BodyText"/>
+      </w:pPr>
+      <w:r>
+        <w:t xml:space="preserve">멜니코바: 대상부전 상태의 심부전이고, 폐에 물이 찼어요. 그래서 숨도 차고 부으신 거예요.</w:t>
+      </w:r>
+    </w:p>
+    <w:p>
+      <w:pPr>
+        <w:pStyle w:val="BodyText"/>
+      </w:pPr>
+      <w:r>
+        <w:t xml:space="preserve">베라: 그럼 이뇨제구나. 뭘로, 얼마나 주려고?</w:t>
+      </w:r>
+    </w:p>
+    <w:p>
+      <w:pPr>
+        <w:pStyle w:val="BodyText"/>
+      </w:pPr>
+      <w:r>
+        <w:t xml:space="preserve">멜니코바: 푸로세미드 정맥 주사 40밀리그램, 그다음은 검사 결과를 보고요.</w:t>
+      </w:r>
+    </w:p>
+    <w:p>
+      <w:pPr>
+        <w:pStyle w:val="BodyText"/>
+      </w:pPr>
+      <w:r>
+        <w:t xml:space="preserve">베라: 40이면 맞다, 나라도 40부터 시작했을 거다. 칼륨은 꼭 확인해.</w:t>
+      </w:r>
+    </w:p>
+    <w:p>
+      <w:pPr>
+        <w:pStyle w:val="BodyText"/>
+      </w:pPr>
+      <w:r>
+        <w:t xml:space="preserve">멜니코바: 규정대로 저녁과 아침에 확인하고, 원하시면 결과를 바로 말씀드릴게요.</w:t>
       </w:r>
     </w:p>
     <w:p>
@@ -4280,159 +4280,159 @@
         <w:pStyle w:val="BodyText"/>
       </w:pPr>
       <w:r>
-        <w:t xml:space="preserve">멜니코바: 솔직히 — 일주일이 지나 봐야 알아요. 심장이 오래됐어요. 91년을 일했죠. 지금은 저희가 도울 거예요. 하지만 새것이 되진 않아요. 봄처럼 되리라고는 약속 못 해요. 필요한 건 전부 하겠다는 건 약속할 수 있어요. 그리고 쓸데없는 건 하나도 안 하고요.</w:t>
-      </w:r>
-    </w:p>
-    <w:p>
-      <w:pPr>
-        <w:pStyle w:val="BodyText"/>
-      </w:pPr>
-      <w:r>
-        <w:t xml:space="preserve">베라: 「쓸데없는 건 하나도 안 하고」. 들었니, 알료샤? 좋은 의사다.</w:t>
-      </w:r>
-    </w:p>
-    <w:p>
-      <w:pPr>
-        <w:pStyle w:val="BodyText"/>
-      </w:pPr>
-      <w:r>
-        <w:t xml:space="preserve">알렉세이: 모스크바로 옮기면 어떨까요? 거기 클리닉들이 있어요… 제가 알아볼게요.</w:t>
-      </w:r>
-    </w:p>
-    <w:p>
-      <w:pPr>
-        <w:pStyle w:val="BodyText"/>
-      </w:pPr>
-      <w:r>
-        <w:t xml:space="preserve">멜니코바: 지금 이송은 — 위험해요. 폐에 물이 찬 채로 차에서 세 시간. 저라면 안 해요.</w:t>
-      </w:r>
-    </w:p>
-    <w:p>
-      <w:pPr>
-        <w:pStyle w:val="BodyText"/>
-      </w:pPr>
-      <w:r>
-        <w:t xml:space="preserve">베라: 나도 안 한다. 모스크바는 없다. 여기 내 사람들이 있다. 이 병동의 절반이 — 내 아이들이야. 아니면 내 아이들의 손주들이거나.</w:t>
-      </w:r>
-    </w:p>
-    <w:p>
-      <w:pPr>
-        <w:pStyle w:val="BodyText"/>
-      </w:pPr>
-      <w:r>
-        <w:t xml:space="preserve">알렉세이: 그럼 1인실로요. 간병인도 두고. 제가 낼게요.</w:t>
-      </w:r>
-    </w:p>
-    <w:p>
-      <w:pPr>
-        <w:pStyle w:val="BodyText"/>
-      </w:pPr>
-      <w:r>
-        <w:t xml:space="preserve">베라: 6인실. 난 사람들하고 있는 게 낫다. 혼자 있으면 생각을 하게 돼. 내 나이엔 해롭다.</w:t>
-      </w:r>
-    </w:p>
-    <w:p>
-      <w:pPr>
-        <w:pStyle w:val="BodyText"/>
-      </w:pPr>
-      <w:r>
-        <w:t xml:space="preserve">니콜라이: 료샤, 잠깐 나가자. 복도로.</w:t>
-      </w:r>
-    </w:p>
-    <w:p>
-      <w:pPr>
-        <w:pStyle w:val="BodyText"/>
-      </w:pPr>
-      <w:r>
-        <w:t xml:space="preserve">알렉세이: 왜요, 아빠?</w:t>
-      </w:r>
-    </w:p>
-    <w:p>
-      <w:pPr>
-        <w:pStyle w:val="BodyText"/>
-      </w:pPr>
-      <w:r>
-        <w:t xml:space="preserve">니콜라이: 의사한테 드려야 해. 봉투. 다들 드려. 더 잘 봐 달라고. 준비해 왔다.</w:t>
-      </w:r>
-    </w:p>
-    <w:p>
-      <w:pPr>
-        <w:pStyle w:val="BodyText"/>
-      </w:pPr>
-      <w:r>
-        <w:t xml:space="preserve">알렉세이: 아빠, 안 돼요. 8년째 봉투랑 싸우고 있어요. 클리닉에서, 병원에서, 어디서나. 할머니부터 시작할 순 없어요.</w:t>
-      </w:r>
-    </w:p>
-    <w:p>
-      <w:pPr>
-        <w:pStyle w:val="BodyText"/>
-      </w:pPr>
-      <w:r>
-        <w:t xml:space="preserve">니콜라이: 이건 뇌물이 아니야. 감사 표시지. 원래 그렇게 하는 거야.</w:t>
-      </w:r>
-    </w:p>
-    <w:p>
-      <w:pPr>
-        <w:pStyle w:val="BodyText"/>
-      </w:pPr>
-      <w:r>
-        <w:t xml:space="preserve">알렉세이: 원래 그렇게 하는 거 — 알아요. 그래서 안 되는 거예요. 안나 세르게예브나는 할머니를 옆 침대 환자랑 똑같이 치료할 거예요. 안 그런다면 — 봉투로도 안 돼요. 그런다면 — 봉투는 모욕이에요. 아빠도 들었잖아요: 「쓸데없는 건 하나도」. 봉투가 — 그 쓸데없는 거예요.</w:t>
-      </w:r>
-    </w:p>
-    <w:p>
-      <w:pPr>
-        <w:pStyle w:val="BodyText"/>
-      </w:pPr>
-      <w:r>
-        <w:t xml:space="preserve">니콜라이: 너는 할머니랑 똑같구나. 할머니도 한 번도 안 받으셨어. 달걀까지 돌려보내셨지.</w:t>
-      </w:r>
-    </w:p>
-    <w:p>
-      <w:pPr>
-        <w:pStyle w:val="BodyText"/>
-      </w:pPr>
-      <w:r>
-        <w:t xml:space="preserve">알렉세이: 달걀도 — 할머니한테서. 판지도 — 할머니한테서. 봉투도 — 할머니한테서 배웠어요. 「안 돼」 하나만.</w:t>
-      </w:r>
-    </w:p>
-    <w:p>
-      <w:pPr>
-        <w:pStyle w:val="BodyText"/>
-      </w:pPr>
-      <w:r>
-        <w:t xml:space="preserve">멜니코바: 들어서 죄송해요. 문이 얇아서요. 니콜라이 페트로비치, 넣어 두세요. 저는 79년부터 베라 파블로브나께 빚이 있어요.</w:t>
-      </w:r>
-    </w:p>
-    <w:p>
-      <w:pPr>
-        <w:pStyle w:val="BodyText"/>
-      </w:pPr>
-      <w:r>
-        <w:t xml:space="preserve">니콜라이: 넣을게요. 부끄럽네요.</w:t>
-      </w:r>
-    </w:p>
-    <w:p>
-      <w:pPr>
-        <w:pStyle w:val="BodyText"/>
-      </w:pPr>
-      <w:r>
-        <w:t xml:space="preserve">멜니코바: 부끄러울 거 없어요. 아드님이잖아요. 아들은 늘 할 수 있는 것보다 더 하고 싶어 하죠. 다른 걸 해 주세요. 집에서 닭으로 끓인 수프를 가져오세요. 원하시면 소리 내서 책을 읽어 드리고요. 그리고 곁에 앉아 계세요, 그냥 앉아만. 이 연세엔 그게 제 약장의 어떤 약보다 나아요. 의사로서 드리는 말씀이에요.</w:t>
-      </w:r>
-    </w:p>
-    <w:p>
-      <w:pPr>
-        <w:pStyle w:val="BodyText"/>
-      </w:pPr>
-      <w:r>
-        <w:t xml:space="preserve">알렉세이: 병동을 위해 제가 할 수 있는 게 있을까요? 공식적으로요?</w:t>
-      </w:r>
-    </w:p>
-    <w:p>
-      <w:pPr>
-        <w:pStyle w:val="BodyText"/>
-      </w:pPr>
-      <w:r>
-        <w:t xml:space="preserve">멜니코바: 공식적으로는 — 병원에 자선 기금이 있어요. 계약서, 청구서, 홈페이지에 보고서, 다 공개돼요. 간호사실에 산소포화도 측정기가 하나 더 필요해요, 낡은 건 밤마다 틀려요. 하지만 그건 나중에요, 알렉세이. 오늘 말고요. 그리고 할머니 때문이 아니라. 할머니 때문이라면 — 안 받아요. 기금을 통해서라도요.</w:t>
+        <w:t xml:space="preserve">멜니코바: 솔직히 — 일주일이 지나 봐야 알아요. 심장이 오래됐어요. 91년을 일했죠. 지금은 저희가 돕겠지만, 새것이 되진 않아요. 봄처럼 되리라고는 약속 못 해요. 필요한 건 전부 하겠다는 건 약속할 수 있어요. 그리고 쓸데없는 건 하나도 안 하고요.</w:t>
+      </w:r>
+    </w:p>
+    <w:p>
+      <w:pPr>
+        <w:pStyle w:val="BodyText"/>
+      </w:pPr>
+      <w:r>
+        <w:t xml:space="preserve">베라: 「쓸데없는 건 하나도 안 하고」. 들었니, 알료샤? 좋은 의사다, 내 말 믿어.</w:t>
+      </w:r>
+    </w:p>
+    <w:p>
+      <w:pPr>
+        <w:pStyle w:val="BodyText"/>
+      </w:pPr>
+      <w:r>
+        <w:t xml:space="preserve">알렉세이: 모스크바로 옮기면 어떨까요? 거기 좋은 클리닉들이 있어요, 제가 알아볼게요.</w:t>
+      </w:r>
+    </w:p>
+    <w:p>
+      <w:pPr>
+        <w:pStyle w:val="BodyText"/>
+      </w:pPr>
+      <w:r>
+        <w:t xml:space="preserve">멜니코바: 지금 이송은 위험해요. 폐에 물이 찬 채로 차에서 세 시간이에요. 저라면 안 해요.</w:t>
+      </w:r>
+    </w:p>
+    <w:p>
+      <w:pPr>
+        <w:pStyle w:val="BodyText"/>
+      </w:pPr>
+      <w:r>
+        <w:t xml:space="preserve">베라: 나도 안 한다. 모스크바는 없다. 여기 내 사람들이 있으니까. 이 병동의 절반이 내 아이들이거나 내 아이들의 손주들이야.</w:t>
+      </w:r>
+    </w:p>
+    <w:p>
+      <w:pPr>
+        <w:pStyle w:val="BodyText"/>
+      </w:pPr>
+      <w:r>
+        <w:t xml:space="preserve">알렉세이: 그럼 적어도 간병인 있는 1인실로요. 비용은 제가 다 낼게요, 할머니.</w:t>
+      </w:r>
+    </w:p>
+    <w:p>
+      <w:pPr>
+        <w:pStyle w:val="BodyText"/>
+      </w:pPr>
+      <w:r>
+        <w:t xml:space="preserve">베라: 6인실. 난 사람들하고 있는 게 낫다. 혼자 있으면 생각을 하게 되는데, 내 나이엔 해롭다.</w:t>
+      </w:r>
+    </w:p>
+    <w:p>
+      <w:pPr>
+        <w:pStyle w:val="BodyText"/>
+      </w:pPr>
+      <w:r>
+        <w:t xml:space="preserve">니콜라이: 료샤, 잠깐 복도로 나가자. 너한테 할 말이 있다.</w:t>
+      </w:r>
+    </w:p>
+    <w:p>
+      <w:pPr>
+        <w:pStyle w:val="BodyText"/>
+      </w:pPr>
+      <w:r>
+        <w:t xml:space="preserve">알렉세이: 무슨 일이에요, 아빠? 왜 그렇게 작게 말씀하세요?</w:t>
+      </w:r>
+    </w:p>
+    <w:p>
+      <w:pPr>
+        <w:pStyle w:val="BodyText"/>
+      </w:pPr>
+      <w:r>
+        <w:t xml:space="preserve">니콜라이: 의사한테 봉투를 드려야 해. 더 잘 봐 달라고 다들 그렇게 해. 벌써 준비해 왔다.</w:t>
+      </w:r>
+    </w:p>
+    <w:p>
+      <w:pPr>
+        <w:pStyle w:val="BodyText"/>
+      </w:pPr>
+      <w:r>
+        <w:t xml:space="preserve">알렉세이: 아빠, 안 돼요. 8년째 클리닉에서, 병원에서, 어디서나 봉투랑 싸우고 있어요. 할머니부터 시작할 순 없어요.</w:t>
+      </w:r>
+    </w:p>
+    <w:p>
+      <w:pPr>
+        <w:pStyle w:val="BodyText"/>
+      </w:pPr>
+      <w:r>
+        <w:t xml:space="preserve">니콜라이: 이건 뇌물이 아니야. 감사 표시지. 사람들 사이에선 원래 그렇게 하는 거야.</w:t>
+      </w:r>
+    </w:p>
+    <w:p>
+      <w:pPr>
+        <w:pStyle w:val="BodyText"/>
+      </w:pPr>
+      <w:r>
+        <w:t xml:space="preserve">알렉세이: 원래 그렇게 하는 거 알아요. 그래서 안 되는 거예요. 안나 세르게예브나는 할머니를 옆 침대 환자랑 똑같이 치료할 거예요. 안 그런다면 봉투로도 안 되고, 그런다면 봉투는 모욕이에요. 아빠도 들었잖아요, 「쓸데없는 건 하나도」. 봉투가 바로 그 쓸데없는 거예요.</w:t>
+      </w:r>
+    </w:p>
+    <w:p>
+      <w:pPr>
+        <w:pStyle w:val="BodyText"/>
+      </w:pPr>
+      <w:r>
+        <w:t xml:space="preserve">니콜라이: 너는 할머니랑 똑같구나. 할머니도 한 번도 아무것도 안 받으셨어. 달걀까지 돌려보내셨지.</w:t>
+      </w:r>
+    </w:p>
+    <w:p>
+      <w:pPr>
+        <w:pStyle w:val="BodyText"/>
+      </w:pPr>
+      <w:r>
+        <w:t xml:space="preserve">알렉세이: 달걀도 할머니한테서, 판지도 할머니한테서, 봉투 얘기도 할머니한테서 배웠어요. 짧은 「안 돼」 하나.</w:t>
+      </w:r>
+    </w:p>
+    <w:p>
+      <w:pPr>
+        <w:pStyle w:val="BodyText"/>
+      </w:pPr>
+      <w:r>
+        <w:t xml:space="preserve">멜니코바: 들어서 죄송해요, 문이 얇아서요. 니콜라이 페트로비치, 넣어 두세요. 저는 79년부터 베라 파블로브나께 빚이 있어요.</w:t>
+      </w:r>
+    </w:p>
+    <w:p>
+      <w:pPr>
+        <w:pStyle w:val="BodyText"/>
+      </w:pPr>
+      <w:r>
+        <w:t xml:space="preserve">니콜라이: 물론 넣을게요. 정말 부끄럽네요, 안나 세르게예브나. 죄송합니다.</w:t>
+      </w:r>
+    </w:p>
+    <w:p>
+      <w:pPr>
+        <w:pStyle w:val="BodyText"/>
+      </w:pPr>
+      <w:r>
+        <w:t xml:space="preserve">멜니코바: 부끄러울 거 없어요, 아드님이잖아요. 아들은 늘 할 수 있는 것보다 더 하고 싶어 하죠. 다른 걸 해 주세요. 집에서 닭으로 끓인 수프를 가져오시고, 원하시면 소리 내서 책을 읽어 드리고, 그냥 곁에 앉아 계세요. 이 연세엔 그게 제 약장의 어떤 약보다 나아요. 의사로서 드리는 말씀이에요.</w:t>
+      </w:r>
+    </w:p>
+    <w:p>
+      <w:pPr>
+        <w:pStyle w:val="BodyText"/>
+      </w:pPr>
+      <w:r>
+        <w:t xml:space="preserve">알렉세이: 병동을 위해 제가 할 수 있는 게 있을까요? 다만 공식적으로요.</w:t>
+      </w:r>
+    </w:p>
+    <w:p>
+      <w:pPr>
+        <w:pStyle w:val="BodyText"/>
+      </w:pPr>
+      <w:r>
+        <w:t xml:space="preserve">멜니코바: 공식적으로는 병원에 자선 기금이 있어요. 계약서, 청구서, 홈페이지 보고서까지 다 공개돼요. 간호사실에 산소포화도 측정기가 하나 더 필요해요, 낡은 건 밤마다 틀리거든요. 하지만 그건 나중에요, 알렉세이. 오늘 말고, 할머니 때문이 아니라. 할머니 때문이라면 기금을 통해서라도 안 받아요.</w:t>
       </w:r>
     </w:p>
     <w:p>
@@ -4448,15 +4448,15 @@
         <w:pStyle w:val="BodyText"/>
       </w:pPr>
       <w:r>
-        <w:t xml:space="preserve">알렉세이: 가요, 할머니. 아빠가 봉투를 드리려고 했어요. 제가 못 드리게 했어요.</w:t>
-      </w:r>
-    </w:p>
-    <w:p>
-      <w:pPr>
-        <w:pStyle w:val="BodyText"/>
-      </w:pPr>
-      <w:r>
-        <w:t xml:space="preserve">베라: 콜랴! 40년을 가르쳤는데. 손자라도 배웠구나.</w:t>
+        <w:t xml:space="preserve">알렉세이: 가요, 할머니, 가요. 그냥 아빠가 의사한테 봉투를 드리려고 해서 제가 못 드리게 했어요, 그게 다예요.</w:t>
+      </w:r>
+    </w:p>
+    <w:p>
+      <w:pPr>
+        <w:pStyle w:val="BodyText"/>
+      </w:pPr>
+      <w:r>
+        <w:t xml:space="preserve">베라: 콜랴! 40년을 너희를 가르쳤는데, 손자라도 배웠구나.</w:t>
       </w:r>
     </w:p>
     <w:bookmarkEnd w:id="34"/>
@@ -4474,239 +4474,239 @@
         <w:pStyle w:val="FirstParagraph"/>
       </w:pPr>
       <w:r>
-        <w:t xml:space="preserve">이리나: 알렉세이, 저희 보여요? 연결이 안 좋네요. 다 모였어요. 베라 파블로브나는 어떠세요?</w:t>
-      </w:r>
-    </w:p>
-    <w:p>
-      <w:pPr>
-        <w:pStyle w:val="BodyText"/>
-      </w:pPr>
-      <w:r>
-        <w:t xml:space="preserve">알렉세이: 나아지셨어요. 물이 빠지고 있어요. 밤에 숨을 더 고르게 쉬셨어요. 죽 가지고 투덜대세요.</w:t>
-      </w:r>
-    </w:p>
-    <w:p>
-      <w:pPr>
-        <w:pStyle w:val="BodyText"/>
-      </w:pPr>
-      <w:r>
-        <w:t xml:space="preserve">올가: 투덜대시면 — 좋은 거야. 료샤, 들어 봐. 우리가 정했어. 너 없이. 네가 툴라에 있는 동안.</w:t>
-      </w:r>
-    </w:p>
-    <w:p>
-      <w:pPr>
-        <w:pStyle w:val="BodyText"/>
-      </w:pPr>
-      <w:r>
-        <w:t xml:space="preserve">알렉세이: 뭘 정했는데?</w:t>
-      </w:r>
-    </w:p>
-    <w:p>
-      <w:pPr>
-        <w:pStyle w:val="BodyText"/>
-      </w:pPr>
-      <w:r>
-        <w:t xml:space="preserve">올가: 넌 툴라에 있어. 툴라에 있어. 노트북 속 말고. 휴대폰 속 말고. 툴라에.</w:t>
-      </w:r>
-    </w:p>
-    <w:p>
-      <w:pPr>
-        <w:pStyle w:val="BodyText"/>
-      </w:pPr>
-      <w:r>
-        <w:t xml:space="preserve">알렉세이: 올랴, 7월에 볼코프 건이 있어. 노보시비르스크. 리타는 원주에 가기로 했고…</w:t>
-      </w:r>
-    </w:p>
-    <w:p>
-      <w:pPr>
-        <w:pStyle w:val="BodyText"/>
-      </w:pPr>
-      <w:r>
-        <w:t xml:space="preserve">이리나: 다 정리해 놨어요. 서명은 — 올가 페트로브나. 돈은 — 저. 품질은 — 리타. 영업은 — 드미트리랑 키릴. 정말 중요한 일이 생기면 — 저희가 전화해요. 먼저요. 전화가 없으면 — 중요하지 않은 거예요. 메일을 매시간 확인하지 마세요. 언제 읽으시는지 저희한테 보여요.</w:t>
-      </w:r>
-    </w:p>
-    <w:p>
-      <w:pPr>
-        <w:pStyle w:val="BodyText"/>
-      </w:pPr>
-      <w:r>
-        <w:t xml:space="preserve">알렉세이: 제가 메일 읽는 걸 지켜보고 있어요?</w:t>
-      </w:r>
-    </w:p>
-    <w:p>
-      <w:pPr>
-        <w:pStyle w:val="BodyText"/>
-      </w:pPr>
-      <w:r>
-        <w:t xml:space="preserve">리타: 제가 지켜봐요. 제 직업이니까요. 새벽 3시 40분에 사마라 보고서를 여셨어요. 위반이에요.</w:t>
-      </w:r>
-    </w:p>
-    <w:p>
-      <w:pPr>
-        <w:pStyle w:val="BodyText"/>
-      </w:pPr>
-      <w:r>
-        <w:t xml:space="preserve">알렉세이: 무슨 위반이요?</w:t>
-      </w:r>
-    </w:p>
-    <w:p>
-      <w:pPr>
-        <w:pStyle w:val="BodyText"/>
-      </w:pPr>
-      <w:r>
-        <w:t xml:space="preserve">리타: 대표님 수면의요. 그에 대한 절차는 없어요. 하지만 쓸 거예요.</w:t>
-      </w:r>
-    </w:p>
-    <w:p>
-      <w:pPr>
-        <w:pStyle w:val="BodyText"/>
-      </w:pPr>
-      <w:r>
-        <w:t xml:space="preserve">디마: 저는 리타를 지켜봐요. 리타도 밤에 메일 읽어요.</w:t>
-      </w:r>
-    </w:p>
-    <w:p>
-      <w:pPr>
-        <w:pStyle w:val="BodyText"/>
-      </w:pPr>
-      <w:r>
-        <w:t xml:space="preserve">리타: 그건 달라요. 저는 일정표대로 읽어요.</w:t>
-      </w:r>
-    </w:p>
-    <w:p>
-      <w:pPr>
-        <w:pStyle w:val="BodyText"/>
-      </w:pPr>
-      <w:r>
-        <w:t xml:space="preserve">키릴: 알렉세이 니콜라예비치, 저희가 해낼게요. 리타가 아팠을 때도 해냈어요. 대표님이 예카테린부르크에 가셨을 때도요.</w:t>
-      </w:r>
-    </w:p>
-    <w:p>
-      <w:pPr>
-        <w:pStyle w:val="BodyText"/>
-      </w:pPr>
-      <w:r>
-        <w:t xml:space="preserve">올가: 볼코프 건은 내가 직접 서명할게. 12쪽. 쓸데없는 쪽 하나 없이. 나 믿지?</w:t>
-      </w:r>
-    </w:p>
-    <w:p>
-      <w:pPr>
-        <w:pStyle w:val="BodyText"/>
-      </w:pPr>
-      <w:r>
-        <w:t xml:space="preserve">알렉세이: 나 자신보다.</w:t>
-      </w:r>
-    </w:p>
-    <w:p>
-      <w:pPr>
-        <w:pStyle w:val="BodyText"/>
-      </w:pPr>
-      <w:r>
-        <w:t xml:space="preserve">올가: 그럼 네 자신이 나를 믿는 걸 방해하지 마.</w:t>
-      </w:r>
-    </w:p>
-    <w:p>
-      <w:pPr>
-        <w:pStyle w:val="BodyText"/>
-      </w:pPr>
-      <w:r>
-        <w:t xml:space="preserve">알렉세이: 알았어. 방해 안 할게.</w:t>
-      </w:r>
-    </w:p>
-    <w:p>
-      <w:pPr>
-        <w:pStyle w:val="BodyText"/>
-      </w:pPr>
-      <w:r>
-        <w:t xml:space="preserve">코르닐로바: 알렉세이, 저 한마디 해도 될까요? 멜니코바에게 전화했어요. 동료로서요. 당신 주치의로서가 아니라.</w:t>
-      </w:r>
-    </w:p>
-    <w:p>
-      <w:pPr>
-        <w:pStyle w:val="BodyText"/>
-      </w:pPr>
-      <w:r>
-        <w:t xml:space="preserve">알렉세이: 뭐라던가요?</w:t>
-      </w:r>
-    </w:p>
-    <w:p>
-      <w:pPr>
-        <w:pStyle w:val="BodyText"/>
-      </w:pPr>
-      <w:r>
-        <w:t xml:space="preserve">코르닐로바: 당신한테 한 말과 똑같은 말을 했어요. 한 글자도 다르지 않게. 그게 가장 좋은 신호예요. 좋은 의사는 가족에게도 동료에게도 같은 말을 해요. 나쁜 의사는 — 다르게 하고요. 좋은 의사예요. 방해하지 마세요. 그리고 「최고로」 해 달라고 부탁하지 마세요. 최고는 — 이미예요.</w:t>
-      </w:r>
-    </w:p>
-    <w:p>
-      <w:pPr>
-        <w:pStyle w:val="BodyText"/>
-      </w:pPr>
-      <w:r>
-        <w:t xml:space="preserve">알렉세이: 방해하지 말 것. 부탁하지 말 것. 어렵네요.</w:t>
-      </w:r>
-    </w:p>
-    <w:p>
-      <w:pPr>
-        <w:pStyle w:val="BodyText"/>
-      </w:pPr>
-      <w:r>
-        <w:t xml:space="preserve">코르닐로바: 그게 제일 어려워요. 알아요. 우리 아버지도 그런 병원에 누워 계셨어요. 저는 의사였고. 모두를 방해했죠.</w:t>
-      </w:r>
-    </w:p>
-    <w:p>
-      <w:pPr>
-        <w:pStyle w:val="BodyText"/>
-      </w:pPr>
-      <w:r>
-        <w:t xml:space="preserve">이리나: 하나 더요. 도윤 씨가 전화했어요. 방해하고 싶지 않다고요. 윤 대표님 말씀을 전해 달래요.</w:t>
-      </w:r>
-    </w:p>
-    <w:p>
-      <w:pPr>
-        <w:pStyle w:val="BodyText"/>
-      </w:pPr>
-      <w:r>
-        <w:t xml:space="preserve">알렉세이: 뭔데요?</w:t>
-      </w:r>
-    </w:p>
-    <w:p>
-      <w:pPr>
-        <w:pStyle w:val="BodyText"/>
-      </w:pPr>
-      <w:r>
-        <w:t xml:space="preserve">이리나: 쓰신 그대로, 쉼표까지 읽을게요: 「베라 파블로브나께 전해 주세요: 매일 아침 그분의 혈압계로 혈압을 잽니다. 오늘은 130에 80. 그분도 재서 보내 주시라고. 우리는 시합 중입니다. 지는 사람이 — 상대방 집에 놀러 가는 겁니다」. 인용 끝.</w:t>
-      </w:r>
-    </w:p>
-    <w:p>
-      <w:pPr>
-        <w:pStyle w:val="BodyText"/>
-      </w:pPr>
-      <w:r>
-        <w:t xml:space="preserve">알렉세이: 시합이라. 아흔하나와 예순여덟. 좋아하실 거예요. 이기는 걸 좋아하시거든요.</w:t>
-      </w:r>
-    </w:p>
-    <w:p>
-      <w:pPr>
-        <w:pStyle w:val="BodyText"/>
-      </w:pPr>
-      <w:r>
-        <w:t xml:space="preserve">올가: 그럼 끊어. 할머니한테 가. 이기러.</w:t>
-      </w:r>
-    </w:p>
-    <w:p>
-      <w:pPr>
-        <w:pStyle w:val="BodyText"/>
-      </w:pPr>
-      <w:r>
-        <w:t xml:space="preserve">알렉세이: 갈게. 올랴… 고마워. 모두.</w:t>
-      </w:r>
-    </w:p>
-    <w:p>
-      <w:pPr>
-        <w:pStyle w:val="BodyText"/>
-      </w:pPr>
-      <w:r>
-        <w:t xml:space="preserve">올가: 별말을. 이건 우리 일이야. 네 일은 — 저기 있어. 3층에.</w:t>
+        <w:t xml:space="preserve">이리나: 알렉세이, 저희 보여요? 연결은 안 좋지만 다 모였어요. 베라 파블로브나는 어떠세요?</w:t>
+      </w:r>
+    </w:p>
+    <w:p>
+      <w:pPr>
+        <w:pStyle w:val="BodyText"/>
+      </w:pPr>
+      <w:r>
+        <w:t xml:space="preserve">알렉세이: 나아지셨어요. 물이 빠지고 있고, 밤에 숨을 더 고르게 쉬셨어요. 죽 가지고 투덜대세요.</w:t>
+      </w:r>
+    </w:p>
+    <w:p>
+      <w:pPr>
+        <w:pStyle w:val="BodyText"/>
+      </w:pPr>
+      <w:r>
+        <w:t xml:space="preserve">올가: 투덜대시면 좋은 거야. 료샤, 들어 봐. 네가 툴라에 있는 동안 우리가 너 없이 뭘 좀 정했어.</w:t>
+      </w:r>
+    </w:p>
+    <w:p>
+      <w:pPr>
+        <w:pStyle w:val="BodyText"/>
+      </w:pPr>
+      <w:r>
+        <w:t xml:space="preserve">알렉세이: 나 없이 뭘 정했는데? 솔직히 벌써 좀 무섭다.</w:t>
+      </w:r>
+    </w:p>
+    <w:p>
+      <w:pPr>
+        <w:pStyle w:val="BodyText"/>
+      </w:pPr>
+      <w:r>
+        <w:t xml:space="preserve">올가: 넌 툴라에 있어. 툴라에 있어. 노트북 속도 휴대폰 속도 아니고, 툴라에, 할머니 곁에.</w:t>
+      </w:r>
+    </w:p>
+    <w:p>
+      <w:pPr>
+        <w:pStyle w:val="BodyText"/>
+      </w:pPr>
+      <w:r>
+        <w:t xml:space="preserve">알렉세이: 올랴, 그래도 7월에 볼코프 건이 있잖아, 노보시비르스크. 리타는 원주에 가기로 했고…</w:t>
+      </w:r>
+    </w:p>
+    <w:p>
+      <w:pPr>
+        <w:pStyle w:val="BodyText"/>
+      </w:pPr>
+      <w:r>
+        <w:t xml:space="preserve">이리나: 다 정리해 놨어요. 서명은 올가 페트로브나, 돈은 저, 품질은 리타, 영업은 드미트리랑 키릴. 정말 중요한 일이 생기면 저희가 먼저 전화해요. 전화가 없으면 — 중요하지 않은 거예요. 메일을 매시간 확인하지 마세요. 언제 읽으시는지 저희한테 보여요.</w:t>
+      </w:r>
+    </w:p>
+    <w:p>
+      <w:pPr>
+        <w:pStyle w:val="BodyText"/>
+      </w:pPr>
+      <w:r>
+        <w:t xml:space="preserve">알렉세이: 잠깐만요, 제가 메일 읽는 걸 지켜보고 있다고요?</w:t>
+      </w:r>
+    </w:p>
+    <w:p>
+      <w:pPr>
+        <w:pStyle w:val="BodyText"/>
+      </w:pPr>
+      <w:r>
+        <w:t xml:space="preserve">리타: 제가 지켜봐요, 제 직업이니까요. 새벽 3시 40분에 사마라 보고서를 여셨어요. 그건 위반이에요.</w:t>
+      </w:r>
+    </w:p>
+    <w:p>
+      <w:pPr>
+        <w:pStyle w:val="BodyText"/>
+      </w:pPr>
+      <w:r>
+        <w:t xml:space="preserve">알렉세이: 무슨 위반이요? 우리한텐 그런 규칙이 없잖아요.</w:t>
+      </w:r>
+    </w:p>
+    <w:p>
+      <w:pPr>
+        <w:pStyle w:val="BodyText"/>
+      </w:pPr>
+      <w:r>
+        <w:t xml:space="preserve">리타: 대표님 수면 위반이요. 그에 대한 절차는 없지만, 꼭 쓸 거예요.</w:t>
+      </w:r>
+    </w:p>
+    <w:p>
+      <w:pPr>
+        <w:pStyle w:val="BodyText"/>
+      </w:pPr>
+      <w:r>
+        <w:t xml:space="preserve">디마: 저는 리타를 지켜봐요. 리타도 밤마다 메일을 읽거든요.</w:t>
+      </w:r>
+    </w:p>
+    <w:p>
+      <w:pPr>
+        <w:pStyle w:val="BodyText"/>
+      </w:pPr>
+      <w:r>
+        <w:t xml:space="preserve">리타: 그건 완전히 달라요, 디마. 나는 걱정돼서 잠 못 들 때가 아니라 일정표대로 읽으니까요.</w:t>
+      </w:r>
+    </w:p>
+    <w:p>
+      <w:pPr>
+        <w:pStyle w:val="BodyText"/>
+      </w:pPr>
+      <w:r>
+        <w:t xml:space="preserve">키릴: 알렉세이 니콜라예비치, 저희가 해낼게요. 리타가 아팠을 때도, 대표님이 예카테린부르크에 가셨을 때도 해냈어요.</w:t>
+      </w:r>
+    </w:p>
+    <w:p>
+      <w:pPr>
+        <w:pStyle w:val="BodyText"/>
+      </w:pPr>
+      <w:r>
+        <w:t xml:space="preserve">올가: 볼코프 건은 내가 직접 서명할게. 12쪽, 쓸데없는 쪽 하나 없이. 나 믿지?</w:t>
+      </w:r>
+    </w:p>
+    <w:p>
+      <w:pPr>
+        <w:pStyle w:val="BodyText"/>
+      </w:pPr>
+      <w:r>
+        <w:t xml:space="preserve">알렉세이: 믿어, 올랴. 나 자신보다 더.</w:t>
+      </w:r>
+    </w:p>
+    <w:p>
+      <w:pPr>
+        <w:pStyle w:val="BodyText"/>
+      </w:pPr>
+      <w:r>
+        <w:t xml:space="preserve">올가: 그럼 네 자신이 나를 믿는 걸 방해하지 마. 내가 바라는 건 그게 전부야.</w:t>
+      </w:r>
+    </w:p>
+    <w:p>
+      <w:pPr>
+        <w:pStyle w:val="BodyText"/>
+      </w:pPr>
+      <w:r>
+        <w:t xml:space="preserve">알렉세이: 알았어, 방해 안 할게. 밤에 메일 안 열겠다고 약속해.</w:t>
+      </w:r>
+    </w:p>
+    <w:p>
+      <w:pPr>
+        <w:pStyle w:val="BodyText"/>
+      </w:pPr>
+      <w:r>
+        <w:t xml:space="preserve">코르닐로바: 알렉세이, 저 한마디 해도 될까요? 멜니코바에게 당신 주치의가 아니라 동료로서 전화했어요.</w:t>
+      </w:r>
+    </w:p>
+    <w:p>
+      <w:pPr>
+        <w:pStyle w:val="BodyText"/>
+      </w:pPr>
+      <w:r>
+        <w:t xml:space="preserve">알렉세이: 뭐라던가요? 저한테 한 말과 다른 얘기였어요?</w:t>
+      </w:r>
+    </w:p>
+    <w:p>
+      <w:pPr>
+        <w:pStyle w:val="BodyText"/>
+      </w:pPr>
+      <w:r>
+        <w:t xml:space="preserve">코르닐로바: 당신한테 한 말과 한 글자도 다르지 않았어요. 그게 가장 좋은 신호예요. 좋은 의사는 가족에게도 동료에게도 같은 말을 하고, 나쁜 의사는 다르게 하죠. 좋은 의사니까 방해하지 마세요. 그리고 「최고로」 해 달라고 부탁하지 마세요. 최고는 — 이미예요.</w:t>
+      </w:r>
+    </w:p>
+    <w:p>
+      <w:pPr>
+        <w:pStyle w:val="BodyText"/>
+      </w:pPr>
+      <w:r>
+        <w:t xml:space="preserve">알렉세이: 방해하지 말고 부탁하지 말라… 그건 정말 어렵네요, 옐레나 빅토로브나.</w:t>
+      </w:r>
+    </w:p>
+    <w:p>
+      <w:pPr>
+        <w:pStyle w:val="BodyText"/>
+      </w:pPr>
+      <w:r>
+        <w:t xml:space="preserve">코르닐로바: 그게 제일 어려워요, 알아요. 우리 아버지도 그런 병원에 누워 계셨는데, 의사였던 저는 모두를 방해했죠.</w:t>
+      </w:r>
+    </w:p>
+    <w:p>
+      <w:pPr>
+        <w:pStyle w:val="BodyText"/>
+      </w:pPr>
+      <w:r>
+        <w:t xml:space="preserve">이리나: 하나 더요. 도윤 씨가 방해하고 싶지 않다면서 전화로 윤 대표님 말씀을 전해 달래요.</w:t>
+      </w:r>
+    </w:p>
+    <w:p>
+      <w:pPr>
+        <w:pStyle w:val="BodyText"/>
+      </w:pPr>
+      <w:r>
+        <w:t xml:space="preserve">알렉세이: 무슨 말씀이요? 그대로 읽어 주세요.</w:t>
+      </w:r>
+    </w:p>
+    <w:p>
+      <w:pPr>
+        <w:pStyle w:val="BodyText"/>
+      </w:pPr>
+      <w:r>
+        <w:t xml:space="preserve">이리나: 쓰신 그대로, 쉼표까지 읽을게요. 「베라 파블로브나께 전해 주세요: 매일 아침 그분의 혈압계로 혈압을 잽니다. 오늘은 130에 80. 그분도 재서 보내 주시라고. 우리는 시합 중입니다. 지는 사람이 — 상대방 집에 놀러 가는 겁니다」. 인용 끝.</w:t>
+      </w:r>
+    </w:p>
+    <w:p>
+      <w:pPr>
+        <w:pStyle w:val="BodyText"/>
+      </w:pPr>
+      <w:r>
+        <w:t xml:space="preserve">알렉세이: 시합이라니, 아흔하나와 예순여덟이… 이기는 걸 아주 좋아하시니까 좋아하실 거예요.</w:t>
+      </w:r>
+    </w:p>
+    <w:p>
+      <w:pPr>
+        <w:pStyle w:val="BodyText"/>
+      </w:pPr>
+      <w:r>
+        <w:t xml:space="preserve">올가: 그럼 끊고 할머니한테 가. 이기러.</w:t>
+      </w:r>
+    </w:p>
+    <w:p>
+      <w:pPr>
+        <w:pStyle w:val="BodyText"/>
+      </w:pPr>
+      <w:r>
+        <w:t xml:space="preserve">알렉세이: 지금 바로 갈게. 올랴… 고마워. 날 보내 줘서 모두 고마워요.</w:t>
+      </w:r>
+    </w:p>
+    <w:p>
+      <w:pPr>
+        <w:pStyle w:val="BodyText"/>
+      </w:pPr>
+      <w:r>
+        <w:t xml:space="preserve">올가: 별말을. 이건 우리 일이야. 네 일은 저기, 3층에 있어.</w:t>
       </w:r>
     </w:p>
     <w:bookmarkEnd w:id="35"/>
@@ -4724,143 +4724,143 @@
         <w:pStyle w:val="FirstParagraph"/>
       </w:pPr>
       <w:r>
-        <w:t xml:space="preserve">베라: 알료샤. 안 자니?</w:t>
-      </w:r>
-    </w:p>
-    <w:p>
-      <w:pPr>
-        <w:pStyle w:val="BodyText"/>
-      </w:pPr>
-      <w:r>
-        <w:t xml:space="preserve">알렉세이: 안 자요. 뭐 필요하세요? 물?</w:t>
-      </w:r>
-    </w:p>
-    <w:p>
-      <w:pPr>
-        <w:pStyle w:val="BodyText"/>
-      </w:pPr>
-      <w:r>
-        <w:t xml:space="preserve">베라: 필요하다. 네가 자는 게. 이 의자에 나흘째 밤 앉아 있잖니.</w:t>
-      </w:r>
-    </w:p>
-    <w:p>
-      <w:pPr>
-        <w:pStyle w:val="BodyText"/>
-      </w:pPr>
-      <w:r>
-        <w:t xml:space="preserve">알렉세이: 괜찮아요. 익숙해요.</w:t>
-      </w:r>
-    </w:p>
-    <w:p>
-      <w:pPr>
-        <w:pStyle w:val="BodyText"/>
-      </w:pPr>
-      <w:r>
-        <w:t xml:space="preserve">베라: 익숙하다. 나쁜 말이다. 이리 와. 손 줘 봐. 차갑네. 오늘 먹었니?</w:t>
-      </w:r>
-    </w:p>
-    <w:p>
-      <w:pPr>
-        <w:pStyle w:val="BodyText"/>
-      </w:pPr>
-      <w:r>
-        <w:t xml:space="preserve">알렉세이: 엄마가 피로그 가져오셨어요.</w:t>
-      </w:r>
-    </w:p>
-    <w:p>
-      <w:pPr>
-        <w:pStyle w:val="BodyText"/>
-      </w:pPr>
-      <w:r>
-        <w:t xml:space="preserve">베라: 그거 옆 침대 나댜한테 줬지. 봤다. 나댜가 고맙다더라.</w:t>
-      </w:r>
-    </w:p>
-    <w:p>
-      <w:pPr>
-        <w:pStyle w:val="BodyText"/>
-      </w:pPr>
-      <w:r>
-        <w:t xml:space="preserve">알렉세이: 할머니, 주무셔야지 피로그를 감시하시면 어떡해요.</w:t>
-      </w:r>
-    </w:p>
-    <w:p>
-      <w:pPr>
-        <w:pStyle w:val="BodyText"/>
-      </w:pPr>
-      <w:r>
-        <w:t xml:space="preserve">베라: 40년 동안 누가 뭘 먹는지 지켜봤다. 누가 뭘 안 먹는지는 — 그게 더 중요하고. 내 말 들어. 끊지 말고, 천천히 말할게, 숨을 쉬어야 하니까. 너는 모두를 지킨다. 환자들, 의사들, 도윤이, 네 사람들 스물다섯. 스물다섯 맞니?</w:t>
-      </w:r>
-    </w:p>
-    <w:p>
-      <w:pPr>
-        <w:pStyle w:val="BodyText"/>
-      </w:pPr>
-      <w:r>
-        <w:t xml:space="preserve">알렉세이: 백 명이요. 벌써 백 명이에요, 할머니.</w:t>
-      </w:r>
-    </w:p>
-    <w:p>
-      <w:pPr>
-        <w:pStyle w:val="BodyText"/>
-      </w:pPr>
-      <w:r>
-        <w:t xml:space="preserve">베라: 백 명. 넌 백 명을 지킨다. 그리고 평생 보지도 못할 여자들 모두를. 좋은 일이다. 옳은 일이고. 그런데 너는 누가 지키니? 엄마? 멀리 있다. 올가? 똑똑하지만 엄마는 아니지. 너 자신? 너 자신은 — 아니다. 보인다. 살이 빠졌어. 잠을 안 자. 휴대폰을 베개 밑에 두고 — 당직처럼.</w:t>
-      </w:r>
-    </w:p>
-    <w:p>
-      <w:pPr>
-        <w:pStyle w:val="BodyText"/>
-      </w:pPr>
-      <w:r>
-        <w:t xml:space="preserve">알렉세이: 저는 당직 맞아요. 언제나.</w:t>
-      </w:r>
-    </w:p>
-    <w:p>
-      <w:pPr>
-        <w:pStyle w:val="BodyText"/>
-      </w:pPr>
-      <w:r>
-        <w:t xml:space="preserve">베라: 아니다. 당직은 교대다. 교대엔 끝이 있어. 나는 40년을 당직이었다. 끝도 없이. 마을 넷. 밤에, 눈보라에, 명절에. 그리고 지금 여기 있지. 아흔하나에 심장이면 — 괜찮은 거다. 그런데 예순에 무릎은 — 그 밤들 때문이다. 허리도 — 그 밤들 때문이고. 후회는 안 한다. 하지만 넌 전부 되풀이할 필요 없다.</w:t>
-      </w:r>
-    </w:p>
-    <w:p>
-      <w:pPr>
-        <w:pStyle w:val="BodyText"/>
-      </w:pPr>
-      <w:r>
-        <w:t xml:space="preserve">알렉세이: 그럼 판지는 되풀이해요?</w:t>
-      </w:r>
-    </w:p>
-    <w:p>
-      <w:pPr>
-        <w:pStyle w:val="BodyText"/>
-      </w:pPr>
-      <w:r>
-        <w:t xml:space="preserve">베라: 판지는 — 되풀이해. 평생. 그런데 「Не навреди」는 너에 대한 말이기도 하다. 너도 사람이야, 알료샤. 너한테도 해를 끼치면 안 돼. 너 자신이라도. 그건 아무도 판지에 안 쓴다. 나도 안 썼지, 40년을 그 줄 없이 걸려 있었어. 써야 했는데. 작게. 아래에.</w:t>
-      </w:r>
-    </w:p>
-    <w:p>
-      <w:pPr>
-        <w:pStyle w:val="BodyText"/>
-      </w:pPr>
-      <w:r>
-        <w:t xml:space="preserve">알렉세이: 할머니, 피곤하시잖아요. 주무세요.</w:t>
-      </w:r>
-    </w:p>
-    <w:p>
-      <w:pPr>
-        <w:pStyle w:val="BodyText"/>
-      </w:pPr>
-      <w:r>
-        <w:t xml:space="preserve">베라: 피곤하다. 하나만 더. 몸조심해.</w:t>
-      </w:r>
-    </w:p>
-    <w:p>
-      <w:pPr>
-        <w:pStyle w:val="BodyText"/>
-      </w:pPr>
-      <w:r>
-        <w:t xml:space="preserve">알렉세이: 알았어요.</w:t>
+        <w:t xml:space="preserve">베라: 알료샤, 안 자니? 네 숨소리가 들린다.</w:t>
+      </w:r>
+    </w:p>
+    <w:p>
+      <w:pPr>
+        <w:pStyle w:val="BodyText"/>
+      </w:pPr>
+      <w:r>
+        <w:t xml:space="preserve">알렉세이: 안 자요, 할머니. 뭐 필요하세요? 물 갖다 드릴까요?</w:t>
+      </w:r>
+    </w:p>
+    <w:p>
+      <w:pPr>
+        <w:pStyle w:val="BodyText"/>
+      </w:pPr>
+      <w:r>
+        <w:t xml:space="preserve">베라: 필요하다, 네가 자는 게. 이 의자에 벌써 나흘째 밤 앉아 있잖니.</w:t>
+      </w:r>
+    </w:p>
+    <w:p>
+      <w:pPr>
+        <w:pStyle w:val="BodyText"/>
+      </w:pPr>
+      <w:r>
+        <w:t xml:space="preserve">알렉세이: 괜찮아요, 제 걱정은 마세요. 이렇게 앉아 있는 게 익숙해졌어요.</w:t>
+      </w:r>
+    </w:p>
+    <w:p>
+      <w:pPr>
+        <w:pStyle w:val="BodyText"/>
+      </w:pPr>
+      <w:r>
+        <w:t xml:space="preserve">베라: 익숙하다. 나쁜 말이다. 이리 와서 손 줘 봐… 차갑네. 오늘 먹었니?</w:t>
+      </w:r>
+    </w:p>
+    <w:p>
+      <w:pPr>
+        <w:pStyle w:val="BodyText"/>
+      </w:pPr>
+      <w:r>
+        <w:t xml:space="preserve">알렉세이: 엄마가 피로그를 가져오셔서 배고프진 않았어요.</w:t>
+      </w:r>
+    </w:p>
+    <w:p>
+      <w:pPr>
+        <w:pStyle w:val="BodyText"/>
+      </w:pPr>
+      <w:r>
+        <w:t xml:space="preserve">베라: 그런데 그걸 옆 침대 나댜한테 줬지, 봤다. 나댜가 고맙다더라.</w:t>
+      </w:r>
+    </w:p>
+    <w:p>
+      <w:pPr>
+        <w:pStyle w:val="BodyText"/>
+      </w:pPr>
+      <w:r>
+        <w:t xml:space="preserve">알렉세이: 할머니, 남의 피로그를 감시하지 마시고 주무셔야죠.</w:t>
+      </w:r>
+    </w:p>
+    <w:p>
+      <w:pPr>
+        <w:pStyle w:val="BodyText"/>
+      </w:pPr>
+      <w:r>
+        <w:t xml:space="preserve">베라: 40년 동안 누가 뭘 먹는지 지켜봤다. 누가 뭘 안 먹는지는 그게 더 중요하고. 내 말 들어, 끊지 말고. 천천히 말할게, 숨을 쉬어야 하니까. 너는 모두를 지킨다. 환자들, 의사들, 도윤이, 네 사람들 스물다섯. 스물다섯 맞니?</w:t>
+      </w:r>
+    </w:p>
+    <w:p>
+      <w:pPr>
+        <w:pStyle w:val="BodyText"/>
+      </w:pPr>
+      <w:r>
+        <w:t xml:space="preserve">알렉세이: 벌써 백 명이에요, 할머니. 올해 백 명이 됐어요.</w:t>
+      </w:r>
+    </w:p>
+    <w:p>
+      <w:pPr>
+        <w:pStyle w:val="BodyText"/>
+      </w:pPr>
+      <w:r>
+        <w:t xml:space="preserve">베라: 백 명. 넌 백 명을, 그리고 평생 보지도 못할 여자들 모두를 지킨다. 좋은 일이고 옳은 일이다. 그런데 너는 누가 지키니? 엄마는 멀리 있고, 올가는 똑똑하지만 엄마는 아니지. 너 자신은 — 아니다, 보인다. 살이 빠졌고, 잠을 안 자고, 휴대폰을 베개 밑에 두지, 당직처럼.</w:t>
+      </w:r>
+    </w:p>
+    <w:p>
+      <w:pPr>
+        <w:pStyle w:val="BodyText"/>
+      </w:pPr>
+      <w:r>
+        <w:t xml:space="preserve">알렉세이: 저는 당직 맞아요, 할머니. 언제나요.</w:t>
+      </w:r>
+    </w:p>
+    <w:p>
+      <w:pPr>
+        <w:pStyle w:val="BodyText"/>
+      </w:pPr>
+      <w:r>
+        <w:t xml:space="preserve">베라: 아니다. 당직은 교대고, 교대엔 끝이 있어. 나는 40년을 끝도 없이 당직이었다. 마을 넷, 밤에, 눈보라에, 명절에. 그리고 지금 여기 있지. 아흔하나에 심장이면 괜찮은 거다. 그런데 예순에 무릎은 그 밤들 때문이고, 허리도 그렇다. 후회는 안 한다. 하지만 넌 전부 되풀이할 필요 없다.</w:t>
+      </w:r>
+    </w:p>
+    <w:p>
+      <w:pPr>
+        <w:pStyle w:val="BodyText"/>
+      </w:pPr>
+      <w:r>
+        <w:t xml:space="preserve">알렉세이: 그럼 판지도 되풀이할 필요 없어요?</w:t>
+      </w:r>
+    </w:p>
+    <w:p>
+      <w:pPr>
+        <w:pStyle w:val="BodyText"/>
+      </w:pPr>
+      <w:r>
+        <w:t xml:space="preserve">베라: 판지는 — 되풀이해. 평생. 그런데 「Не навреди」는 너에 대한 말이기도 하다. 너도 사람이야, 알료샤. 너한테도 해를 끼치면 안 돼. 너 자신이라도. 그건 아무도 판지에 안 쓰고, 나도 안 썼다. 40년을 그 줄 없이 걸려 있었어. 써야 했는데. 작게. 아래에.</w:t>
+      </w:r>
+    </w:p>
+    <w:p>
+      <w:pPr>
+        <w:pStyle w:val="BodyText"/>
+      </w:pPr>
+      <w:r>
+        <w:t xml:space="preserve">알렉세이: 할머니, 피곤하시잖아요. 제발 좀 주무세요.</w:t>
+      </w:r>
+    </w:p>
+    <w:p>
+      <w:pPr>
+        <w:pStyle w:val="BodyText"/>
+      </w:pPr>
+      <w:r>
+        <w:t xml:space="preserve">베라: 피곤하다, 그래. 그래도 하나만 더. 몸조심해.</w:t>
+      </w:r>
+    </w:p>
+    <w:p>
+      <w:pPr>
+        <w:pStyle w:val="BodyText"/>
+      </w:pPr>
+      <w:r>
+        <w:t xml:space="preserve">알렉세이: 알았어요, 할머니, 알아들었어요, 알았어요.</w:t>
       </w:r>
     </w:p>
     <w:p>
@@ -4876,47 +4876,47 @@
         <w:pStyle w:val="BodyText"/>
       </w:pPr>
       <w:r>
-        <w:t xml:space="preserve">알렉세이: 약속할게요. 조심할게요.</w:t>
-      </w:r>
-    </w:p>
-    <w:p>
-      <w:pPr>
-        <w:pStyle w:val="BodyText"/>
-      </w:pPr>
-      <w:r>
-        <w:t xml:space="preserve">베라: 또 약속하네. 내가 뭐라고 할지 알잖니.</w:t>
-      </w:r>
-    </w:p>
-    <w:p>
-      <w:pPr>
-        <w:pStyle w:val="BodyText"/>
-      </w:pPr>
-      <w:r>
-        <w:t xml:space="preserve">알렉세이: 알아요. 「약속하지 말고. 해라」. 그럼… 약속 안 해요. 할게요. 오늘부터. 지금 잘게요.</w:t>
-      </w:r>
-    </w:p>
-    <w:p>
-      <w:pPr>
-        <w:pStyle w:val="BodyText"/>
-      </w:pPr>
-      <w:r>
-        <w:t xml:space="preserve">베라: 그래. 빈 침대에 누워. 간호사가 허락했다. 내가 말해 놨어.</w:t>
-      </w:r>
-    </w:p>
-    <w:p>
-      <w:pPr>
-        <w:pStyle w:val="BodyText"/>
-      </w:pPr>
-      <w:r>
-        <w:t xml:space="preserve">알렉세이: 말해 놓으셨어요? 언제요?</w:t>
-      </w:r>
-    </w:p>
-    <w:p>
-      <w:pPr>
-        <w:pStyle w:val="BodyText"/>
-      </w:pPr>
-      <w:r>
-        <w:t xml:space="preserve">베라: 어제. 봉투 없이. 몸조심해, 알료샤. 이건 부탁이 아니다. 처방이다.</w:t>
+        <w:t xml:space="preserve">알렉세이: 약속할게요. 정말 몸조심하겠다고 약속해요.</w:t>
+      </w:r>
+    </w:p>
+    <w:p>
+      <w:pPr>
+        <w:pStyle w:val="BodyText"/>
+      </w:pPr>
+      <w:r>
+        <w:t xml:space="preserve">베라: 또 약속하네. 내가 거기에 뭐라고 할지 알잖니.</w:t>
+      </w:r>
+    </w:p>
+    <w:p>
+      <w:pPr>
+        <w:pStyle w:val="BodyText"/>
+      </w:pPr>
+      <w:r>
+        <w:t xml:space="preserve">알렉세이: 알아요. 「약속하지 말고. 해라」. 그럼… 약속 안 하고 할게요. 오늘부터, 지금 바로 잘게요.</w:t>
+      </w:r>
+    </w:p>
+    <w:p>
+      <w:pPr>
+        <w:pStyle w:val="BodyText"/>
+      </w:pPr>
+      <w:r>
+        <w:t xml:space="preserve">베라: 그래. 빈 침대에 누워라, 간호사가 허락했다. 내가 말해 놨어.</w:t>
+      </w:r>
+    </w:p>
+    <w:p>
+      <w:pPr>
+        <w:pStyle w:val="BodyText"/>
+      </w:pPr>
+      <w:r>
+        <w:t xml:space="preserve">알렉세이: 간호사랑 말해 놓으셨어요? 내내 누워 계시면서 언제요?</w:t>
+      </w:r>
+    </w:p>
+    <w:p>
+      <w:pPr>
+        <w:pStyle w:val="BodyText"/>
+      </w:pPr>
+      <w:r>
+        <w:t xml:space="preserve">베라: 어제, 봉투 없이. 몸조심해, 알료샤. 이건 부탁이 아니다. 처방이다.</w:t>
       </w:r>
     </w:p>
     <w:bookmarkEnd w:id="36"/>
@@ -4934,23 +4934,23 @@
         <w:pStyle w:val="FirstParagraph"/>
       </w:pPr>
       <w:r>
-        <w:t xml:space="preserve">멜니코바: 물이 빠졌어요. 혈압도 고르고요. 이대로 가면 — 월요일에 퇴원. 관찰하면서요.</w:t>
-      </w:r>
-    </w:p>
-    <w:p>
-      <w:pPr>
-        <w:pStyle w:val="BodyText"/>
-      </w:pPr>
-      <w:r>
-        <w:t xml:space="preserve">알렉세이: 감사합니다, 안나 세르게예브나.</w:t>
-      </w:r>
-    </w:p>
-    <w:p>
-      <w:pPr>
-        <w:pStyle w:val="BodyText"/>
-      </w:pPr>
-      <w:r>
-        <w:t xml:space="preserve">멜니코바: 저 말고요. 할머니 심장한테요. 고집이 세요. 할머니처럼. 하지만 알렉세이… 심장이 오래됐어요. 이번이 마지막은 아닐 거예요.</w:t>
+        <w:t xml:space="preserve">멜니코바: 물이 빠지고 혈압도 고르네요. 이대로 가면 월요일에 관찰 조건으로 퇴원하실 수 있어요.</w:t>
+      </w:r>
+    </w:p>
+    <w:p>
+      <w:pPr>
+        <w:pStyle w:val="BodyText"/>
+      </w:pPr>
+      <w:r>
+        <w:t xml:space="preserve">알렉세이: 해 주신 모든 것에 감사합니다, 안나 세르게예브나.</w:t>
+      </w:r>
+    </w:p>
+    <w:p>
+      <w:pPr>
+        <w:pStyle w:val="BodyText"/>
+      </w:pPr>
+      <w:r>
+        <w:t xml:space="preserve">멜니코바: 저 말고 할머니 심장한테요. 할머니처럼 고집이 세요. 하지만 알렉세이… 심장이 오래돼서, 이번이 마지막은 아닐 거예요.</w:t>
       </w:r>
     </w:p>
     <w:p>
@@ -4966,23 +4966,23 @@
         <w:pStyle w:val="BodyText"/>
       </w:pPr>
       <w:r>
-        <w:t xml:space="preserve">니콜라이: 할머니가 너를 쫓아내신다. 그러시더라: 「모스크바로 가라고 해. 걔한텐 사람이 백 명이야」.</w:t>
-      </w:r>
-    </w:p>
-    <w:p>
-      <w:pPr>
-        <w:pStyle w:val="BodyText"/>
-      </w:pPr>
-      <w:r>
-        <w:t xml:space="preserve">알렉세이: 들었어요. 세 번이요. 마지막엔 — 협박까지.</w:t>
-      </w:r>
-    </w:p>
-    <w:p>
-      <w:pPr>
-        <w:pStyle w:val="BodyText"/>
-      </w:pPr>
-      <w:r>
-        <w:t xml:space="preserve">니콜라이: 무슨 협박?</w:t>
+        <w:t xml:space="preserve">니콜라이: 할머니가 너를 쫓아내신다. 「모스크바로 가라고 해. 걔한텐 사람이 백 명이야」라고 하시더라.</w:t>
+      </w:r>
+    </w:p>
+    <w:p>
+      <w:pPr>
+        <w:pStyle w:val="BodyText"/>
+      </w:pPr>
+      <w:r>
+        <w:t xml:space="preserve">알렉세이: 들었어요, 세 번이나요. 마지막엔 협박까지 하셨어요.</w:t>
+      </w:r>
+    </w:p>
+    <w:p>
+      <w:pPr>
+        <w:pStyle w:val="BodyText"/>
+      </w:pPr>
+      <w:r>
+        <w:t xml:space="preserve">니콜라이: 협박? 친손자한테 무슨 협박을 하실 수 있다고?</w:t>
       </w:r>
     </w:p>
     <w:p>
@@ -4998,55 +4998,55 @@
         <w:pStyle w:val="BodyText"/>
       </w:pPr>
       <w:r>
-        <w:t xml:space="preserve">니콜라이: 남자아이? 83년 그 애? 나한테도 안 하신 얘기야. 40년 동안.</w:t>
-      </w:r>
-    </w:p>
-    <w:p>
-      <w:pPr>
-        <w:pStyle w:val="BodyText"/>
-      </w:pPr>
-      <w:r>
-        <w:t xml:space="preserve">알렉세이: 저한테 약속하셨어요. 일요일에. 눈을 보면서.</w:t>
-      </w:r>
-    </w:p>
-    <w:p>
-      <w:pPr>
-        <w:pStyle w:val="BodyText"/>
-      </w:pPr>
-      <w:r>
-        <w:t xml:space="preserve">니콜라이: 그럼 일요일에 나도 올게. 복도에 앉아 있으마. 나도 알고 싶다.</w:t>
-      </w:r>
-    </w:p>
-    <w:p>
-      <w:pPr>
-        <w:pStyle w:val="BodyText"/>
-      </w:pPr>
-      <w:r>
-        <w:t xml:space="preserve">알렉세이: 오세요. 아빠, 아빠는 어떠세요? 지난주부터 여기 계셨잖아요.</w:t>
-      </w:r>
-    </w:p>
-    <w:p>
-      <w:pPr>
-        <w:pStyle w:val="BodyText"/>
-      </w:pPr>
-      <w:r>
-        <w:t xml:space="preserve">니콜라이: 나? 괜찮아. 익숙해.</w:t>
-      </w:r>
-    </w:p>
-    <w:p>
-      <w:pPr>
-        <w:pStyle w:val="BodyText"/>
-      </w:pPr>
-      <w:r>
-        <w:t xml:space="preserve">알렉세이: 「익숙해」 — 나쁜 말이에요. 할머니가 그러셨어요. 몸조심하세요, 아빠.</w:t>
-      </w:r>
-    </w:p>
-    <w:p>
-      <w:pPr>
-        <w:pStyle w:val="BodyText"/>
-      </w:pPr>
-      <w:r>
-        <w:t xml:space="preserve">니콜라이: 너도, 아들. 가거라. 몸조심해. 이제 그게 우리 집안 말이다.</w:t>
+        <w:t xml:space="preserve">니콜라이: 83년 그 남자아이? 나한테도 40년 동안 안 하신 얘기야.</w:t>
+      </w:r>
+    </w:p>
+    <w:p>
+      <w:pPr>
+        <w:pStyle w:val="BodyText"/>
+      </w:pPr>
+      <w:r>
+        <w:t xml:space="preserve">알렉세이: 저한테는 일요일에 눈을 보면서 말해 주겠다고 약속하셨어요.</w:t>
+      </w:r>
+    </w:p>
+    <w:p>
+      <w:pPr>
+        <w:pStyle w:val="BodyText"/>
+      </w:pPr>
+      <w:r>
+        <w:t xml:space="preserve">니콜라이: 그럼 일요일에 나도 와서 복도에 앉아 있으마. 나도 알고 싶다.</w:t>
+      </w:r>
+    </w:p>
+    <w:p>
+      <w:pPr>
+        <w:pStyle w:val="BodyText"/>
+      </w:pPr>
+      <w:r>
+        <w:t xml:space="preserve">알렉세이: 오세요, 아빠. 그런데 아빠는 어떠세요? 지난주부터 여기 계셨잖아요.</w:t>
+      </w:r>
+    </w:p>
+    <w:p>
+      <w:pPr>
+        <w:pStyle w:val="BodyText"/>
+      </w:pPr>
+      <w:r>
+        <w:t xml:space="preserve">니콜라이: 나? 괜찮다, 아들. 익숙해. 처음 있는 일도 아니잖니, 너도 알다시피.</w:t>
+      </w:r>
+    </w:p>
+    <w:p>
+      <w:pPr>
+        <w:pStyle w:val="BodyText"/>
+      </w:pPr>
+      <w:r>
+        <w:t xml:space="preserve">알렉세이: 「익숙해」 — 나쁜 말이래요, 할머니가 그러셨어요. 몸조심하세요, 아빠.</w:t>
+      </w:r>
+    </w:p>
+    <w:p>
+      <w:pPr>
+        <w:pStyle w:val="BodyText"/>
+      </w:pPr>
+      <w:r>
+        <w:t xml:space="preserve">니콜라이: 너도, 아들. 가거라, 몸조심하고. 이제 그게 우리 집안 말이다.</w:t>
       </w:r>
     </w:p>
     <w:bookmarkEnd w:id="37"/>
